--- a/Документация/Otchet (2).docx
+++ b/Документация/Otchet (2).docx
@@ -246,21 +246,12 @@
           <w:szCs w:val="28"/>
         </w:rPr>
       </w:pPr>
-      <w:proofErr w:type="gramStart"/>
-      <w:r>
-        <w:rPr>
-          <w:sz w:val="28"/>
-          <w:szCs w:val="28"/>
-        </w:rPr>
-        <w:t>Группа  23</w:t>
-      </w:r>
-      <w:proofErr w:type="gramEnd"/>
-      <w:r>
-        <w:rPr>
-          <w:sz w:val="28"/>
-          <w:szCs w:val="28"/>
-        </w:rPr>
-        <w:t>П-1</w:t>
+      <w:r>
+        <w:rPr>
+          <w:sz w:val="28"/>
+          <w:szCs w:val="28"/>
+        </w:rPr>
+        <w:t>Группа  23П-1</w:t>
       </w:r>
     </w:p>
     <w:p>
@@ -319,19 +310,8 @@
           <w:sz w:val="28"/>
           <w:szCs w:val="28"/>
         </w:rPr>
-        <w:t xml:space="preserve">Седов </w:t>
-      </w:r>
-      <w:proofErr w:type="gramStart"/>
-      <w:r>
-        <w:rPr>
-          <w:iCs/>
-          <w:color w:val="000000"/>
-          <w:sz w:val="28"/>
-          <w:szCs w:val="28"/>
-        </w:rPr>
-        <w:t>А.С</w:t>
-      </w:r>
-      <w:proofErr w:type="gramEnd"/>
+        <w:t>Седов А.С</w:t>
+      </w:r>
     </w:p>
     <w:p>
       <w:pPr>
@@ -705,6 +685,12 @@
     </w:p>
     <w:sdt>
       <w:sdtPr>
+        <w:rPr>
+          <w:rFonts w:ascii="Times New Roman" w:eastAsia="Times New Roman" w:hAnsi="Times New Roman" w:cs="Times New Roman"/>
+          <w:color w:val="auto"/>
+          <w:sz w:val="24"/>
+          <w:szCs w:val="24"/>
+        </w:rPr>
         <w:id w:val="-1609272450"/>
         <w:docPartObj>
           <w:docPartGallery w:val="Table of Contents"/>
@@ -713,12 +699,8 @@
       </w:sdtPr>
       <w:sdtEndPr>
         <w:rPr>
-          <w:rFonts w:ascii="Times New Roman" w:eastAsia="Times New Roman" w:hAnsi="Times New Roman" w:cs="Times New Roman"/>
           <w:b/>
           <w:bCs/>
-          <w:color w:val="auto"/>
-          <w:sz w:val="24"/>
-          <w:szCs w:val="24"/>
         </w:rPr>
       </w:sdtEndPr>
       <w:sdtContent>
@@ -2732,21 +2714,8 @@
             <w:hideMark/>
           </w:tcPr>
           <w:p>
-            <w:proofErr w:type="spellStart"/>
-            <w:r>
-              <w:t>Git</w:t>
-            </w:r>
-            <w:proofErr w:type="spellEnd"/>
-            <w:r>
-              <w:t xml:space="preserve">, </w:t>
-            </w:r>
-            <w:proofErr w:type="spellStart"/>
-            <w:r>
-              <w:t>Postman</w:t>
-            </w:r>
-            <w:proofErr w:type="spellEnd"/>
-            <w:r>
-              <w:t>, .NET SDK 8.0/10.0</w:t>
+            <w:r>
+              <w:t>Git, Postman, .NET SDK 8.0/10.0</w:t>
             </w:r>
           </w:p>
         </w:tc>
@@ -2814,39 +2783,7 @@
           <w:sz w:val="28"/>
           <w:szCs w:val="28"/>
         </w:rPr>
-        <w:t>: использование Visual Studio 2022 Community с отключёнными тяжёлыми расширениями (</w:t>
-      </w:r>
-      <w:proofErr w:type="spellStart"/>
-      <w:r>
-        <w:rPr>
-          <w:sz w:val="28"/>
-          <w:szCs w:val="28"/>
-        </w:rPr>
-        <w:t>ReSharper</w:t>
-      </w:r>
-      <w:proofErr w:type="spellEnd"/>
-      <w:r>
-        <w:rPr>
-          <w:sz w:val="28"/>
-          <w:szCs w:val="28"/>
-        </w:rPr>
-        <w:t xml:space="preserve">, </w:t>
-      </w:r>
-      <w:proofErr w:type="spellStart"/>
-      <w:r>
-        <w:rPr>
-          <w:sz w:val="28"/>
-          <w:szCs w:val="28"/>
-        </w:rPr>
-        <w:t>CodeRush</w:t>
-      </w:r>
-      <w:proofErr w:type="spellEnd"/>
-      <w:r>
-        <w:rPr>
-          <w:sz w:val="28"/>
-          <w:szCs w:val="28"/>
-        </w:rPr>
-        <w:t>), работа в режиме "Без отладки" (Ctrl+F5) для экономии памяти.</w:t>
+        <w:t>: использование Visual Studio 2022 Community с отключёнными тяжёлыми расширениями (ReSharper, CodeRush), работа в режиме "Без отладки" (Ctrl+F5) для экономии памяти.</w:t>
       </w:r>
     </w:p>
     <w:p>
@@ -2901,23 +2838,7 @@
           <w:sz w:val="28"/>
           <w:szCs w:val="28"/>
         </w:rPr>
-        <w:t xml:space="preserve">: часть разработки выполнялась на личном ноутбуке с более высокими характеристиками (16 ГБ ОЗУ) с последующим переносом кода через </w:t>
-      </w:r>
-      <w:proofErr w:type="spellStart"/>
-      <w:r>
-        <w:rPr>
-          <w:sz w:val="28"/>
-          <w:szCs w:val="28"/>
-        </w:rPr>
-        <w:t>Git</w:t>
-      </w:r>
-      <w:proofErr w:type="spellEnd"/>
-      <w:r>
-        <w:rPr>
-          <w:sz w:val="28"/>
-          <w:szCs w:val="28"/>
-        </w:rPr>
-        <w:t>.</w:t>
+        <w:t>: часть разработки выполнялась на личном ноутбуке с более высокими характеристиками (16 ГБ ОЗУ) с последующим переносом кода через Git.</w:t>
       </w:r>
     </w:p>
     <w:p>
@@ -2944,23 +2865,7 @@
           <w:sz w:val="28"/>
           <w:szCs w:val="28"/>
         </w:rPr>
-        <w:t xml:space="preserve">: отключены фоновые анализаторы кода, уменьшен размер кэша </w:t>
-      </w:r>
-      <w:proofErr w:type="spellStart"/>
-      <w:r>
-        <w:rPr>
-          <w:sz w:val="28"/>
-          <w:szCs w:val="28"/>
-        </w:rPr>
-        <w:t>IntelliSense</w:t>
-      </w:r>
-      <w:proofErr w:type="spellEnd"/>
-      <w:r>
-        <w:rPr>
-          <w:sz w:val="28"/>
-          <w:szCs w:val="28"/>
-        </w:rPr>
-        <w:t>, использовался режим "Без открытия обозревателя решений" для ускорения загрузки.</w:t>
+        <w:t>: отключены фоновые анализаторы кода, уменьшен размер кэша IntelliSense, использовался режим "Без открытия обозревателя решений" для ускорения загрузки.</w:t>
       </w:r>
     </w:p>
     <w:p>
@@ -3246,15 +3151,7 @@
           </w:tcPr>
           <w:p>
             <w:r>
-              <w:t>1</w:t>
-            </w:r>
-            <w:proofErr w:type="gramStart"/>
-            <w:r>
-              <w:t>С:Школьный</w:t>
-            </w:r>
-            <w:proofErr w:type="gramEnd"/>
-            <w:r>
-              <w:t xml:space="preserve"> учёт</w:t>
+              <w:t>1С:Школьный учёт</w:t>
             </w:r>
           </w:p>
         </w:tc>
@@ -3330,13 +3227,8 @@
           </w:tcPr>
           <w:p>
             <w:r>
-              <w:t xml:space="preserve">Mozilla Firefox / </w:t>
-            </w:r>
-            <w:proofErr w:type="spellStart"/>
-            <w:r>
-              <w:t>Chrome</w:t>
-            </w:r>
-            <w:proofErr w:type="spellEnd"/>
+              <w:t>Mozilla Firefox / Chrome</w:t>
+            </w:r>
           </w:p>
         </w:tc>
         <w:tc>
@@ -3695,13 +3587,8 @@
           </w:tcPr>
           <w:p>
             <w:r>
-              <w:t xml:space="preserve">Сервер HP </w:t>
-            </w:r>
-            <w:proofErr w:type="spellStart"/>
-            <w:r>
-              <w:t>ProLiant</w:t>
-            </w:r>
-            <w:proofErr w:type="spellEnd"/>
+              <w:t>Сервер HP ProLiant</w:t>
+            </w:r>
           </w:p>
         </w:tc>
         <w:tc>
@@ -3980,15 +3867,7 @@
           </w:tcPr>
           <w:p>
             <w:r>
-              <w:t xml:space="preserve">Точки доступа </w:t>
-            </w:r>
-            <w:proofErr w:type="spellStart"/>
-            <w:r>
-              <w:t>Wi</w:t>
-            </w:r>
-            <w:proofErr w:type="spellEnd"/>
-            <w:r>
-              <w:t>-Fi</w:t>
+              <w:t>Точки доступа Wi-Fi</w:t>
             </w:r>
           </w:p>
         </w:tc>
@@ -4242,23 +4121,7 @@
           <w:sz w:val="28"/>
           <w:szCs w:val="28"/>
         </w:rPr>
-        <w:t xml:space="preserve">Выделены следующие категории пользователей: администратор (полный доступ), оператор (ведёт учёт оборудования), </w:t>
-      </w:r>
-      <w:proofErr w:type="spellStart"/>
-      <w:r>
-        <w:rPr>
-          <w:sz w:val="28"/>
-          <w:szCs w:val="28"/>
-        </w:rPr>
-        <w:t>просмотрщик</w:t>
-      </w:r>
-      <w:proofErr w:type="spellEnd"/>
-      <w:r>
-        <w:rPr>
-          <w:sz w:val="28"/>
-          <w:szCs w:val="28"/>
-        </w:rPr>
-        <w:t xml:space="preserve"> (только просмотр данных).</w:t>
+        <w:t>Выделены следующие категории пользователей: администратор (полный доступ), оператор (ведёт учёт оборудования), просмотрщик (только просмотр данных).</w:t>
       </w:r>
     </w:p>
     <w:p>
@@ -4280,27 +4143,7 @@
           <w:sz w:val="28"/>
           <w:szCs w:val="28"/>
         </w:rPr>
-        <w:t>Диаграмма вариантов использования (</w:t>
-      </w:r>
-      <w:proofErr w:type="spellStart"/>
-      <w:r>
-        <w:rPr>
-          <w:b/>
-          <w:bCs/>
-          <w:sz w:val="28"/>
-          <w:szCs w:val="28"/>
-        </w:rPr>
-        <w:t>Use</w:t>
-      </w:r>
-      <w:proofErr w:type="spellEnd"/>
-      <w:r>
-        <w:rPr>
-          <w:b/>
-          <w:bCs/>
-          <w:sz w:val="28"/>
-          <w:szCs w:val="28"/>
-        </w:rPr>
-        <w:t xml:space="preserve"> Case) представлена на Рисунке 1.</w:t>
+        <w:t>Диаграмма вариантов использования (Use Case) представлена на Рисунке 1.</w:t>
       </w:r>
     </w:p>
     <w:p>
@@ -4396,23 +4239,7 @@
           <w:sz w:val="28"/>
           <w:szCs w:val="28"/>
         </w:rPr>
-        <w:t>Диаграмма вариантов использования (</w:t>
-      </w:r>
-      <w:proofErr w:type="spellStart"/>
-      <w:r>
-        <w:rPr>
-          <w:sz w:val="28"/>
-          <w:szCs w:val="28"/>
-        </w:rPr>
-        <w:t>Use</w:t>
-      </w:r>
-      <w:proofErr w:type="spellEnd"/>
-      <w:r>
-        <w:rPr>
-          <w:sz w:val="28"/>
-          <w:szCs w:val="28"/>
-        </w:rPr>
-        <w:t xml:space="preserve"> Case)</w:t>
+        <w:t>Диаграмма вариантов использования (Use Case)</w:t>
       </w:r>
     </w:p>
     <w:p>
@@ -4701,11 +4528,9 @@
             <w:vAlign w:val="center"/>
           </w:tcPr>
           <w:p>
-            <w:proofErr w:type="spellStart"/>
             <w:r>
               <w:t>Просмотрщик</w:t>
             </w:r>
-            <w:proofErr w:type="spellEnd"/>
           </w:p>
         </w:tc>
         <w:tc>
@@ -4859,11 +4684,9 @@
             <w:vAlign w:val="center"/>
           </w:tcPr>
           <w:p>
-            <w:proofErr w:type="spellStart"/>
             <w:r>
               <w:t>Buildings</w:t>
             </w:r>
-            <w:proofErr w:type="spellEnd"/>
           </w:p>
         </w:tc>
         <w:tc>
@@ -4896,11 +4719,9 @@
             <w:vAlign w:val="center"/>
           </w:tcPr>
           <w:p>
-            <w:proofErr w:type="spellStart"/>
             <w:r>
               <w:t>Classrooms</w:t>
             </w:r>
-            <w:proofErr w:type="spellEnd"/>
           </w:p>
         </w:tc>
         <w:tc>
@@ -4933,11 +4754,9 @@
             <w:vAlign w:val="center"/>
           </w:tcPr>
           <w:p>
-            <w:proofErr w:type="spellStart"/>
             <w:r>
               <w:t>EquipmentTypes</w:t>
             </w:r>
-            <w:proofErr w:type="spellEnd"/>
           </w:p>
         </w:tc>
         <w:tc>
@@ -5005,11 +4824,9 @@
             <w:vAlign w:val="center"/>
           </w:tcPr>
           <w:p>
-            <w:proofErr w:type="spellStart"/>
             <w:r>
               <w:t>SpecificationCategories</w:t>
             </w:r>
-            <w:proofErr w:type="spellEnd"/>
           </w:p>
         </w:tc>
         <w:tc>
@@ -5042,11 +4859,9 @@
             <w:vAlign w:val="center"/>
           </w:tcPr>
           <w:p>
-            <w:proofErr w:type="spellStart"/>
             <w:r>
               <w:t>EquipmentSpecifications</w:t>
             </w:r>
-            <w:proofErr w:type="spellEnd"/>
           </w:p>
         </w:tc>
         <w:tc>
@@ -5079,11 +4894,9 @@
             <w:vAlign w:val="center"/>
           </w:tcPr>
           <w:p>
-            <w:proofErr w:type="spellStart"/>
             <w:r>
               <w:t>Users</w:t>
             </w:r>
-            <w:proofErr w:type="spellEnd"/>
           </w:p>
         </w:tc>
         <w:tc>
@@ -5230,21 +5043,7 @@
               <w:rPr>
                 <w:lang w:val="en-US"/>
               </w:rPr>
-              <w:t xml:space="preserve">    Id INT </w:t>
-            </w:r>
-            <w:proofErr w:type="gramStart"/>
-            <w:r>
-              <w:rPr>
-                <w:lang w:val="en-US"/>
-              </w:rPr>
-              <w:t>IDENTITY(</w:t>
-            </w:r>
-            <w:proofErr w:type="gramEnd"/>
-            <w:r>
-              <w:rPr>
-                <w:lang w:val="en-US"/>
-              </w:rPr>
-              <w:t>1,1) PRIMARY KEY,</w:t>
+              <w:t xml:space="preserve">    Id INT IDENTITY(1,1) PRIMARY KEY,</w:t>
             </w:r>
           </w:p>
           <w:p>
@@ -5257,21 +5056,7 @@
               <w:rPr>
                 <w:lang w:val="en-US"/>
               </w:rPr>
-              <w:t xml:space="preserve">    Name </w:t>
-            </w:r>
-            <w:proofErr w:type="gramStart"/>
-            <w:r>
-              <w:rPr>
-                <w:lang w:val="en-US"/>
-              </w:rPr>
-              <w:t>NVARCHAR(</w:t>
-            </w:r>
-            <w:proofErr w:type="gramEnd"/>
-            <w:r>
-              <w:rPr>
-                <w:lang w:val="en-US"/>
-              </w:rPr>
-              <w:t>100) NOT NULL,</w:t>
+              <w:t xml:space="preserve">    Name NVARCHAR(100) NOT NULL,</w:t>
             </w:r>
           </w:p>
           <w:p>
@@ -5284,21 +5069,7 @@
               <w:rPr>
                 <w:lang w:val="en-US"/>
               </w:rPr>
-              <w:t xml:space="preserve">    Address </w:t>
-            </w:r>
-            <w:proofErr w:type="gramStart"/>
-            <w:r>
-              <w:rPr>
-                <w:lang w:val="en-US"/>
-              </w:rPr>
-              <w:t>NVARCHAR(</w:t>
-            </w:r>
-            <w:proofErr w:type="gramEnd"/>
-            <w:r>
-              <w:rPr>
-                <w:lang w:val="en-US"/>
-              </w:rPr>
-              <w:t>200) NULL,</w:t>
+              <w:t xml:space="preserve">    Address NVARCHAR(200) NULL,</w:t>
             </w:r>
           </w:p>
           <w:p>
@@ -5311,35 +5082,7 @@
               <w:rPr>
                 <w:lang w:val="en-US"/>
               </w:rPr>
-              <w:t xml:space="preserve">    </w:t>
-            </w:r>
-            <w:proofErr w:type="spellStart"/>
-            <w:r>
-              <w:rPr>
-                <w:lang w:val="en-US"/>
-              </w:rPr>
-              <w:t>CreatedDate</w:t>
-            </w:r>
-            <w:proofErr w:type="spellEnd"/>
-            <w:r>
-              <w:rPr>
-                <w:lang w:val="en-US"/>
-              </w:rPr>
-              <w:t xml:space="preserve"> DATETIME DEFAULT </w:t>
-            </w:r>
-            <w:proofErr w:type="gramStart"/>
-            <w:r>
-              <w:rPr>
-                <w:lang w:val="en-US"/>
-              </w:rPr>
-              <w:t>GETDATE(</w:t>
-            </w:r>
-            <w:proofErr w:type="gramEnd"/>
-            <w:r>
-              <w:rPr>
-                <w:lang w:val="en-US"/>
-              </w:rPr>
-              <w:t>)</w:t>
+              <w:t xml:space="preserve">    CreatedDate DATETIME DEFAULT GETDATE()</w:t>
             </w:r>
           </w:p>
           <w:p>
@@ -5385,21 +5128,7 @@
               <w:rPr>
                 <w:lang w:val="en-US"/>
               </w:rPr>
-              <w:t xml:space="preserve">    Id INT </w:t>
-            </w:r>
-            <w:proofErr w:type="gramStart"/>
-            <w:r>
-              <w:rPr>
-                <w:lang w:val="en-US"/>
-              </w:rPr>
-              <w:t>IDENTITY(</w:t>
-            </w:r>
-            <w:proofErr w:type="gramEnd"/>
-            <w:r>
-              <w:rPr>
-                <w:lang w:val="en-US"/>
-              </w:rPr>
-              <w:t>1,1) PRIMARY KEY,</w:t>
+              <w:t xml:space="preserve">    Id INT IDENTITY(1,1) PRIMARY KEY,</w:t>
             </w:r>
           </w:p>
           <w:p>
@@ -5412,21 +5141,7 @@
               <w:rPr>
                 <w:lang w:val="en-US"/>
               </w:rPr>
-              <w:t xml:space="preserve">    </w:t>
-            </w:r>
-            <w:proofErr w:type="spellStart"/>
-            <w:r>
-              <w:rPr>
-                <w:lang w:val="en-US"/>
-              </w:rPr>
-              <w:t>BuildingId</w:t>
-            </w:r>
-            <w:proofErr w:type="spellEnd"/>
-            <w:r>
-              <w:rPr>
-                <w:lang w:val="en-US"/>
-              </w:rPr>
-              <w:t xml:space="preserve"> INT NOT NULL,</w:t>
+              <w:t xml:space="preserve">    BuildingId INT NOT NULL,</w:t>
             </w:r>
           </w:p>
           <w:p>
@@ -5439,21 +5154,7 @@
               <w:rPr>
                 <w:lang w:val="en-US"/>
               </w:rPr>
-              <w:t xml:space="preserve">    Number </w:t>
-            </w:r>
-            <w:proofErr w:type="gramStart"/>
-            <w:r>
-              <w:rPr>
-                <w:lang w:val="en-US"/>
-              </w:rPr>
-              <w:t>NVARCHAR(</w:t>
-            </w:r>
-            <w:proofErr w:type="gramEnd"/>
-            <w:r>
-              <w:rPr>
-                <w:lang w:val="en-US"/>
-              </w:rPr>
-              <w:t>20) NOT NULL,</w:t>
+              <w:t xml:space="preserve">    Number NVARCHAR(20) NOT NULL,</w:t>
             </w:r>
           </w:p>
           <w:p>
@@ -5466,21 +5167,7 @@
               <w:rPr>
                 <w:lang w:val="en-US"/>
               </w:rPr>
-              <w:t xml:space="preserve">    Floor </w:t>
-            </w:r>
-            <w:proofErr w:type="gramStart"/>
-            <w:r>
-              <w:rPr>
-                <w:lang w:val="en-US"/>
-              </w:rPr>
-              <w:t>NVARCHAR(</w:t>
-            </w:r>
-            <w:proofErr w:type="gramEnd"/>
-            <w:r>
-              <w:rPr>
-                <w:lang w:val="en-US"/>
-              </w:rPr>
-              <w:t>10) NULL,</w:t>
+              <w:t xml:space="preserve">    Floor NVARCHAR(10) NULL,</w:t>
             </w:r>
           </w:p>
           <w:p>
@@ -5493,21 +5180,7 @@
               <w:rPr>
                 <w:lang w:val="en-US"/>
               </w:rPr>
-              <w:t xml:space="preserve">    Description </w:t>
-            </w:r>
-            <w:proofErr w:type="gramStart"/>
-            <w:r>
-              <w:rPr>
-                <w:lang w:val="en-US"/>
-              </w:rPr>
-              <w:t>NVARCHAR(</w:t>
-            </w:r>
-            <w:proofErr w:type="gramEnd"/>
-            <w:r>
-              <w:rPr>
-                <w:lang w:val="en-US"/>
-              </w:rPr>
-              <w:t>500) NULL,</w:t>
+              <w:t xml:space="preserve">    Description NVARCHAR(500) NULL,</w:t>
             </w:r>
           </w:p>
           <w:p>
@@ -5520,49 +5193,7 @@
               <w:rPr>
                 <w:lang w:val="en-US"/>
               </w:rPr>
-              <w:t xml:space="preserve">    CONSTRAINT </w:t>
-            </w:r>
-            <w:proofErr w:type="spellStart"/>
-            <w:r>
-              <w:rPr>
-                <w:lang w:val="en-US"/>
-              </w:rPr>
-              <w:t>FK_Classrooms_Buildings</w:t>
-            </w:r>
-            <w:proofErr w:type="spellEnd"/>
-            <w:r>
-              <w:rPr>
-                <w:lang w:val="en-US"/>
-              </w:rPr>
-              <w:t xml:space="preserve"> FOREIGN KEY (</w:t>
-            </w:r>
-            <w:proofErr w:type="spellStart"/>
-            <w:r>
-              <w:rPr>
-                <w:lang w:val="en-US"/>
-              </w:rPr>
-              <w:t>BuildingId</w:t>
-            </w:r>
-            <w:proofErr w:type="spellEnd"/>
-            <w:r>
-              <w:rPr>
-                <w:lang w:val="en-US"/>
-              </w:rPr>
-              <w:t xml:space="preserve">) REFERENCES </w:t>
-            </w:r>
-            <w:proofErr w:type="gramStart"/>
-            <w:r>
-              <w:rPr>
-                <w:lang w:val="en-US"/>
-              </w:rPr>
-              <w:t>Buildings(</w:t>
-            </w:r>
-            <w:proofErr w:type="gramEnd"/>
-            <w:r>
-              <w:rPr>
-                <w:lang w:val="en-US"/>
-              </w:rPr>
-              <w:t>Id) ON DELETE CASCADE</w:t>
+              <w:t xml:space="preserve">    CONSTRAINT FK_Classrooms_Buildings FOREIGN KEY (BuildingId) REFERENCES Buildings(Id) ON DELETE CASCADE</w:t>
             </w:r>
           </w:p>
           <w:p>
@@ -5595,21 +5226,7 @@
               <w:rPr>
                 <w:lang w:val="en-US"/>
               </w:rPr>
-              <w:t xml:space="preserve">CREATE TABLE </w:t>
-            </w:r>
-            <w:proofErr w:type="spellStart"/>
-            <w:r>
-              <w:rPr>
-                <w:lang w:val="en-US"/>
-              </w:rPr>
-              <w:t>EquipmentTypes</w:t>
-            </w:r>
-            <w:proofErr w:type="spellEnd"/>
-            <w:r>
-              <w:rPr>
-                <w:lang w:val="en-US"/>
-              </w:rPr>
-              <w:t xml:space="preserve"> (</w:t>
+              <w:t>CREATE TABLE EquipmentTypes (</w:t>
             </w:r>
           </w:p>
           <w:p>
@@ -5622,21 +5239,7 @@
               <w:rPr>
                 <w:lang w:val="en-US"/>
               </w:rPr>
-              <w:t xml:space="preserve">    Id INT </w:t>
-            </w:r>
-            <w:proofErr w:type="gramStart"/>
-            <w:r>
-              <w:rPr>
-                <w:lang w:val="en-US"/>
-              </w:rPr>
-              <w:t>IDENTITY(</w:t>
-            </w:r>
-            <w:proofErr w:type="gramEnd"/>
-            <w:r>
-              <w:rPr>
-                <w:lang w:val="en-US"/>
-              </w:rPr>
-              <w:t>1,1) PRIMARY KEY,</w:t>
+              <w:t xml:space="preserve">    Id INT IDENTITY(1,1) PRIMARY KEY,</w:t>
             </w:r>
           </w:p>
           <w:p>
@@ -5649,21 +5252,7 @@
               <w:rPr>
                 <w:lang w:val="en-US"/>
               </w:rPr>
-              <w:t xml:space="preserve">    Name </w:t>
-            </w:r>
-            <w:proofErr w:type="gramStart"/>
-            <w:r>
-              <w:rPr>
-                <w:lang w:val="en-US"/>
-              </w:rPr>
-              <w:t>NVARCHAR(</w:t>
-            </w:r>
-            <w:proofErr w:type="gramEnd"/>
-            <w:r>
-              <w:rPr>
-                <w:lang w:val="en-US"/>
-              </w:rPr>
-              <w:t>50) NOT NULL,</w:t>
+              <w:t xml:space="preserve">    Name NVARCHAR(50) NOT NULL,</w:t>
             </w:r>
           </w:p>
           <w:p>
@@ -5676,21 +5265,7 @@
               <w:rPr>
                 <w:lang w:val="en-US"/>
               </w:rPr>
-              <w:t xml:space="preserve">    Category </w:t>
-            </w:r>
-            <w:proofErr w:type="gramStart"/>
-            <w:r>
-              <w:rPr>
-                <w:lang w:val="en-US"/>
-              </w:rPr>
-              <w:t>NVARCHAR(</w:t>
-            </w:r>
-            <w:proofErr w:type="gramEnd"/>
-            <w:r>
-              <w:rPr>
-                <w:lang w:val="en-US"/>
-              </w:rPr>
-              <w:t>50) NOT NULL</w:t>
+              <w:t xml:space="preserve">    Category NVARCHAR(50) NOT NULL</w:t>
             </w:r>
           </w:p>
           <w:p>
@@ -5736,21 +5311,7 @@
               <w:rPr>
                 <w:lang w:val="en-US"/>
               </w:rPr>
-              <w:t xml:space="preserve">    Id INT </w:t>
-            </w:r>
-            <w:proofErr w:type="gramStart"/>
-            <w:r>
-              <w:rPr>
-                <w:lang w:val="en-US"/>
-              </w:rPr>
-              <w:t>IDENTITY(</w:t>
-            </w:r>
-            <w:proofErr w:type="gramEnd"/>
-            <w:r>
-              <w:rPr>
-                <w:lang w:val="en-US"/>
-              </w:rPr>
-              <w:t>1,1) PRIMARY KEY,</w:t>
+              <w:t xml:space="preserve">    Id INT IDENTITY(1,1) PRIMARY KEY,</w:t>
             </w:r>
           </w:p>
           <w:p>
@@ -5763,21 +5324,7 @@
               <w:rPr>
                 <w:lang w:val="en-US"/>
               </w:rPr>
-              <w:t xml:space="preserve">    </w:t>
-            </w:r>
-            <w:proofErr w:type="spellStart"/>
-            <w:r>
-              <w:rPr>
-                <w:lang w:val="en-US"/>
-              </w:rPr>
-              <w:t>ClassroomId</w:t>
-            </w:r>
-            <w:proofErr w:type="spellEnd"/>
-            <w:r>
-              <w:rPr>
-                <w:lang w:val="en-US"/>
-              </w:rPr>
-              <w:t xml:space="preserve"> INT NOT NULL,</w:t>
+              <w:t xml:space="preserve">    ClassroomId INT NOT NULL,</w:t>
             </w:r>
           </w:p>
           <w:p>
@@ -5790,21 +5337,7 @@
               <w:rPr>
                 <w:lang w:val="en-US"/>
               </w:rPr>
-              <w:t xml:space="preserve">    </w:t>
-            </w:r>
-            <w:proofErr w:type="spellStart"/>
-            <w:r>
-              <w:rPr>
-                <w:lang w:val="en-US"/>
-              </w:rPr>
-              <w:t>EquipmentTypeId</w:t>
-            </w:r>
-            <w:proofErr w:type="spellEnd"/>
-            <w:r>
-              <w:rPr>
-                <w:lang w:val="en-US"/>
-              </w:rPr>
-              <w:t xml:space="preserve"> INT NOT NULL,</w:t>
+              <w:t xml:space="preserve">    EquipmentTypeId INT NOT NULL,</w:t>
             </w:r>
           </w:p>
           <w:p>
@@ -5817,35 +5350,7 @@
               <w:rPr>
                 <w:lang w:val="en-US"/>
               </w:rPr>
-              <w:t xml:space="preserve">    </w:t>
-            </w:r>
-            <w:proofErr w:type="spellStart"/>
-            <w:r>
-              <w:rPr>
-                <w:lang w:val="en-US"/>
-              </w:rPr>
-              <w:t>InventoryNumber</w:t>
-            </w:r>
-            <w:proofErr w:type="spellEnd"/>
-            <w:r>
-              <w:rPr>
-                <w:lang w:val="en-US"/>
-              </w:rPr>
-              <w:t xml:space="preserve"> </w:t>
-            </w:r>
-            <w:proofErr w:type="gramStart"/>
-            <w:r>
-              <w:rPr>
-                <w:lang w:val="en-US"/>
-              </w:rPr>
-              <w:t>NVARCHAR(</w:t>
-            </w:r>
-            <w:proofErr w:type="gramEnd"/>
-            <w:r>
-              <w:rPr>
-                <w:lang w:val="en-US"/>
-              </w:rPr>
-              <w:t>50) NOT NULL UNIQUE,</w:t>
+              <w:t xml:space="preserve">    InventoryNumber NVARCHAR(50) NOT NULL UNIQUE,</w:t>
             </w:r>
           </w:p>
           <w:p>
@@ -5858,21 +5363,7 @@
               <w:rPr>
                 <w:lang w:val="en-US"/>
               </w:rPr>
-              <w:t xml:space="preserve">    Manufacturer </w:t>
-            </w:r>
-            <w:proofErr w:type="gramStart"/>
-            <w:r>
-              <w:rPr>
-                <w:lang w:val="en-US"/>
-              </w:rPr>
-              <w:t>NVARCHAR(</w:t>
-            </w:r>
-            <w:proofErr w:type="gramEnd"/>
-            <w:r>
-              <w:rPr>
-                <w:lang w:val="en-US"/>
-              </w:rPr>
-              <w:t>100) NULL,</w:t>
+              <w:t xml:space="preserve">    Manufacturer NVARCHAR(100) NULL,</w:t>
             </w:r>
           </w:p>
           <w:p>
@@ -5885,21 +5376,7 @@
               <w:rPr>
                 <w:lang w:val="en-US"/>
               </w:rPr>
-              <w:t xml:space="preserve">    Model </w:t>
-            </w:r>
-            <w:proofErr w:type="gramStart"/>
-            <w:r>
-              <w:rPr>
-                <w:lang w:val="en-US"/>
-              </w:rPr>
-              <w:t>NVARCHAR(</w:t>
-            </w:r>
-            <w:proofErr w:type="gramEnd"/>
-            <w:r>
-              <w:rPr>
-                <w:lang w:val="en-US"/>
-              </w:rPr>
-              <w:t>100) NULL,</w:t>
+              <w:t xml:space="preserve">    Model NVARCHAR(100) NULL,</w:t>
             </w:r>
           </w:p>
           <w:p>
@@ -5912,35 +5389,7 @@
               <w:rPr>
                 <w:lang w:val="en-US"/>
               </w:rPr>
-              <w:t xml:space="preserve">    </w:t>
-            </w:r>
-            <w:proofErr w:type="spellStart"/>
-            <w:r>
-              <w:rPr>
-                <w:lang w:val="en-US"/>
-              </w:rPr>
-              <w:t>SerialNumber</w:t>
-            </w:r>
-            <w:proofErr w:type="spellEnd"/>
-            <w:r>
-              <w:rPr>
-                <w:lang w:val="en-US"/>
-              </w:rPr>
-              <w:t xml:space="preserve"> </w:t>
-            </w:r>
-            <w:proofErr w:type="gramStart"/>
-            <w:r>
-              <w:rPr>
-                <w:lang w:val="en-US"/>
-              </w:rPr>
-              <w:t>NVARCHAR(</w:t>
-            </w:r>
-            <w:proofErr w:type="gramEnd"/>
-            <w:r>
-              <w:rPr>
-                <w:lang w:val="en-US"/>
-              </w:rPr>
-              <w:t>100) NULL,</w:t>
+              <w:t xml:space="preserve">    SerialNumber NVARCHAR(100) NULL,</w:t>
             </w:r>
           </w:p>
           <w:p>
@@ -5953,21 +5402,7 @@
               <w:rPr>
                 <w:lang w:val="en-US"/>
               </w:rPr>
-              <w:t xml:space="preserve">    </w:t>
-            </w:r>
-            <w:proofErr w:type="spellStart"/>
-            <w:r>
-              <w:rPr>
-                <w:lang w:val="en-US"/>
-              </w:rPr>
-              <w:t>PurchaseDate</w:t>
-            </w:r>
-            <w:proofErr w:type="spellEnd"/>
-            <w:r>
-              <w:rPr>
-                <w:lang w:val="en-US"/>
-              </w:rPr>
-              <w:t xml:space="preserve"> DATE NULL,</w:t>
+              <w:t xml:space="preserve">    PurchaseDate DATE NULL,</w:t>
             </w:r>
           </w:p>
           <w:p>
@@ -5980,21 +5415,7 @@
               <w:rPr>
                 <w:lang w:val="en-US"/>
               </w:rPr>
-              <w:t xml:space="preserve">    </w:t>
-            </w:r>
-            <w:proofErr w:type="spellStart"/>
-            <w:r>
-              <w:rPr>
-                <w:lang w:val="en-US"/>
-              </w:rPr>
-              <w:t>WarrantyEnd</w:t>
-            </w:r>
-            <w:proofErr w:type="spellEnd"/>
-            <w:r>
-              <w:rPr>
-                <w:lang w:val="en-US"/>
-              </w:rPr>
-              <w:t xml:space="preserve"> DATE NULL,</w:t>
+              <w:t xml:space="preserve">    WarrantyEnd DATE NULL,</w:t>
             </w:r>
           </w:p>
           <w:p>
@@ -6007,21 +5428,7 @@
               <w:rPr>
                 <w:lang w:val="en-US"/>
               </w:rPr>
-              <w:t xml:space="preserve">    Status </w:t>
-            </w:r>
-            <w:proofErr w:type="gramStart"/>
-            <w:r>
-              <w:rPr>
-                <w:lang w:val="en-US"/>
-              </w:rPr>
-              <w:t>NVARCHAR(</w:t>
-            </w:r>
-            <w:proofErr w:type="gramEnd"/>
-            <w:r>
-              <w:rPr>
-                <w:lang w:val="en-US"/>
-              </w:rPr>
-              <w:t>20) DEFAULT 'Working',</w:t>
+              <w:t xml:space="preserve">    Status NVARCHAR(20) DEFAULT 'Working',</w:t>
             </w:r>
           </w:p>
           <w:p>
@@ -6034,21 +5441,7 @@
               <w:rPr>
                 <w:lang w:val="en-US"/>
               </w:rPr>
-              <w:t xml:space="preserve">    Notes </w:t>
-            </w:r>
-            <w:proofErr w:type="gramStart"/>
-            <w:r>
-              <w:rPr>
-                <w:lang w:val="en-US"/>
-              </w:rPr>
-              <w:t>NVARCHAR(</w:t>
-            </w:r>
-            <w:proofErr w:type="gramEnd"/>
-            <w:r>
-              <w:rPr>
-                <w:lang w:val="en-US"/>
-              </w:rPr>
-              <w:t>500) NULL,</w:t>
+              <w:t xml:space="preserve">    Notes NVARCHAR(500) NULL,</w:t>
             </w:r>
           </w:p>
           <w:p>
@@ -6061,35 +5454,7 @@
               <w:rPr>
                 <w:lang w:val="en-US"/>
               </w:rPr>
-              <w:t xml:space="preserve">    </w:t>
-            </w:r>
-            <w:proofErr w:type="spellStart"/>
-            <w:r>
-              <w:rPr>
-                <w:lang w:val="en-US"/>
-              </w:rPr>
-              <w:t>CreatedAt</w:t>
-            </w:r>
-            <w:proofErr w:type="spellEnd"/>
-            <w:r>
-              <w:rPr>
-                <w:lang w:val="en-US"/>
-              </w:rPr>
-              <w:t xml:space="preserve"> DATETIME DEFAULT </w:t>
-            </w:r>
-            <w:proofErr w:type="gramStart"/>
-            <w:r>
-              <w:rPr>
-                <w:lang w:val="en-US"/>
-              </w:rPr>
-              <w:t>GETDATE(</w:t>
-            </w:r>
-            <w:proofErr w:type="gramEnd"/>
-            <w:r>
-              <w:rPr>
-                <w:lang w:val="en-US"/>
-              </w:rPr>
-              <w:t>),</w:t>
+              <w:t xml:space="preserve">    CreatedAt DATETIME DEFAULT GETDATE(),</w:t>
             </w:r>
           </w:p>
           <w:p>
@@ -6102,35 +5467,7 @@
               <w:rPr>
                 <w:lang w:val="en-US"/>
               </w:rPr>
-              <w:t xml:space="preserve">    </w:t>
-            </w:r>
-            <w:proofErr w:type="spellStart"/>
-            <w:r>
-              <w:rPr>
-                <w:lang w:val="en-US"/>
-              </w:rPr>
-              <w:t>UpdatedAt</w:t>
-            </w:r>
-            <w:proofErr w:type="spellEnd"/>
-            <w:r>
-              <w:rPr>
-                <w:lang w:val="en-US"/>
-              </w:rPr>
-              <w:t xml:space="preserve"> DATETIME DEFAULT </w:t>
-            </w:r>
-            <w:proofErr w:type="gramStart"/>
-            <w:r>
-              <w:rPr>
-                <w:lang w:val="en-US"/>
-              </w:rPr>
-              <w:t>GETDATE(</w:t>
-            </w:r>
-            <w:proofErr w:type="gramEnd"/>
-            <w:r>
-              <w:rPr>
-                <w:lang w:val="en-US"/>
-              </w:rPr>
-              <w:t>),</w:t>
+              <w:t xml:space="preserve">    UpdatedAt DATETIME DEFAULT GETDATE(),</w:t>
             </w:r>
           </w:p>
           <w:p>
@@ -6143,49 +5480,7 @@
               <w:rPr>
                 <w:lang w:val="en-US"/>
               </w:rPr>
-              <w:t xml:space="preserve">    CONSTRAINT </w:t>
-            </w:r>
-            <w:proofErr w:type="spellStart"/>
-            <w:r>
-              <w:rPr>
-                <w:lang w:val="en-US"/>
-              </w:rPr>
-              <w:t>FK_Equipment_Classrooms</w:t>
-            </w:r>
-            <w:proofErr w:type="spellEnd"/>
-            <w:r>
-              <w:rPr>
-                <w:lang w:val="en-US"/>
-              </w:rPr>
-              <w:t xml:space="preserve"> FOREIGN KEY (</w:t>
-            </w:r>
-            <w:proofErr w:type="spellStart"/>
-            <w:r>
-              <w:rPr>
-                <w:lang w:val="en-US"/>
-              </w:rPr>
-              <w:t>ClassroomId</w:t>
-            </w:r>
-            <w:proofErr w:type="spellEnd"/>
-            <w:r>
-              <w:rPr>
-                <w:lang w:val="en-US"/>
-              </w:rPr>
-              <w:t xml:space="preserve">) REFERENCES </w:t>
-            </w:r>
-            <w:proofErr w:type="gramStart"/>
-            <w:r>
-              <w:rPr>
-                <w:lang w:val="en-US"/>
-              </w:rPr>
-              <w:t>Classrooms(</w:t>
-            </w:r>
-            <w:proofErr w:type="gramEnd"/>
-            <w:r>
-              <w:rPr>
-                <w:lang w:val="en-US"/>
-              </w:rPr>
-              <w:t>Id) ON DELETE CASCADE,</w:t>
+              <w:t xml:space="preserve">    CONSTRAINT FK_Equipment_Classrooms FOREIGN KEY (ClassroomId) REFERENCES Classrooms(Id) ON DELETE CASCADE,</w:t>
             </w:r>
           </w:p>
           <w:p>
@@ -6198,57 +5493,7 @@
               <w:rPr>
                 <w:lang w:val="en-US"/>
               </w:rPr>
-              <w:t xml:space="preserve">    CONSTRAINT </w:t>
-            </w:r>
-            <w:proofErr w:type="spellStart"/>
-            <w:r>
-              <w:rPr>
-                <w:lang w:val="en-US"/>
-              </w:rPr>
-              <w:t>FK_Equipment_EquipmentTypes</w:t>
-            </w:r>
-            <w:proofErr w:type="spellEnd"/>
-            <w:r>
-              <w:rPr>
-                <w:lang w:val="en-US"/>
-              </w:rPr>
-              <w:t xml:space="preserve"> FOREIGN KEY (</w:t>
-            </w:r>
-            <w:proofErr w:type="spellStart"/>
-            <w:r>
-              <w:rPr>
-                <w:lang w:val="en-US"/>
-              </w:rPr>
-              <w:t>EquipmentTypeId</w:t>
-            </w:r>
-            <w:proofErr w:type="spellEnd"/>
-            <w:r>
-              <w:rPr>
-                <w:lang w:val="en-US"/>
-              </w:rPr>
-              <w:t xml:space="preserve">) REFERENCES </w:t>
-            </w:r>
-            <w:proofErr w:type="spellStart"/>
-            <w:proofErr w:type="gramStart"/>
-            <w:r>
-              <w:rPr>
-                <w:lang w:val="en-US"/>
-              </w:rPr>
-              <w:t>EquipmentTypes</w:t>
-            </w:r>
-            <w:proofErr w:type="spellEnd"/>
-            <w:r>
-              <w:rPr>
-                <w:lang w:val="en-US"/>
-              </w:rPr>
-              <w:t>(</w:t>
-            </w:r>
-            <w:proofErr w:type="gramEnd"/>
-            <w:r>
-              <w:rPr>
-                <w:lang w:val="en-US"/>
-              </w:rPr>
-              <w:t>Id)</w:t>
+              <w:t xml:space="preserve">    CONSTRAINT FK_Equipment_EquipmentTypes FOREIGN KEY (EquipmentTypeId) REFERENCES EquipmentTypes(Id)</w:t>
             </w:r>
           </w:p>
           <w:p>
@@ -6407,55 +5652,7 @@
           <w:sz w:val="28"/>
           <w:szCs w:val="28"/>
         </w:rPr>
-        <w:t>пользователей системы (</w:t>
-      </w:r>
-      <w:proofErr w:type="spellStart"/>
-      <w:r>
-        <w:rPr>
-          <w:sz w:val="28"/>
-          <w:szCs w:val="28"/>
-        </w:rPr>
-        <w:t>admin</w:t>
-      </w:r>
-      <w:proofErr w:type="spellEnd"/>
-      <w:r>
-        <w:rPr>
-          <w:sz w:val="28"/>
-          <w:szCs w:val="28"/>
-        </w:rPr>
-        <w:t xml:space="preserve">, </w:t>
-      </w:r>
-      <w:proofErr w:type="spellStart"/>
-      <w:r>
-        <w:rPr>
-          <w:sz w:val="28"/>
-          <w:szCs w:val="28"/>
-        </w:rPr>
-        <w:t>operator</w:t>
-      </w:r>
-      <w:proofErr w:type="spellEnd"/>
-      <w:r>
-        <w:rPr>
-          <w:sz w:val="28"/>
-          <w:szCs w:val="28"/>
-        </w:rPr>
-        <w:t xml:space="preserve">, </w:t>
-      </w:r>
-      <w:proofErr w:type="spellStart"/>
-      <w:r>
-        <w:rPr>
-          <w:sz w:val="28"/>
-          <w:szCs w:val="28"/>
-        </w:rPr>
-        <w:t>viewer</w:t>
-      </w:r>
-      <w:proofErr w:type="spellEnd"/>
-      <w:r>
-        <w:rPr>
-          <w:sz w:val="28"/>
-          <w:szCs w:val="28"/>
-        </w:rPr>
-        <w:t>).</w:t>
+        <w:t>пользователей системы (admin, operator, viewer).</w:t>
       </w:r>
     </w:p>
     <w:p>
@@ -6587,21 +5784,7 @@
               <w:rPr>
                 <w:lang w:val="en-US"/>
               </w:rPr>
-              <w:t xml:space="preserve">        </w:t>
-            </w:r>
-            <w:proofErr w:type="spellStart"/>
-            <w:r>
-              <w:rPr>
-                <w:lang w:val="en-US"/>
-              </w:rPr>
-              <w:t>ClassroomId</w:t>
-            </w:r>
-            <w:proofErr w:type="spellEnd"/>
-            <w:r>
-              <w:rPr>
-                <w:lang w:val="en-US"/>
-              </w:rPr>
-              <w:t>,</w:t>
+              <w:t xml:space="preserve">        ClassroomId,</w:t>
             </w:r>
           </w:p>
           <w:p>
@@ -6614,21 +5797,7 @@
               <w:rPr>
                 <w:lang w:val="en-US"/>
               </w:rPr>
-              <w:t xml:space="preserve">        </w:t>
-            </w:r>
-            <w:proofErr w:type="spellStart"/>
-            <w:r>
-              <w:rPr>
-                <w:lang w:val="en-US"/>
-              </w:rPr>
-              <w:t>EquipmentTypeId</w:t>
-            </w:r>
-            <w:proofErr w:type="spellEnd"/>
-            <w:r>
-              <w:rPr>
-                <w:lang w:val="en-US"/>
-              </w:rPr>
-              <w:t>,</w:t>
+              <w:t xml:space="preserve">        EquipmentTypeId,</w:t>
             </w:r>
           </w:p>
           <w:p>
@@ -6641,21 +5810,7 @@
               <w:rPr>
                 <w:lang w:val="en-US"/>
               </w:rPr>
-              <w:t xml:space="preserve">        </w:t>
-            </w:r>
-            <w:proofErr w:type="spellStart"/>
-            <w:r>
-              <w:rPr>
-                <w:lang w:val="en-US"/>
-              </w:rPr>
-              <w:t>InventoryNumber</w:t>
-            </w:r>
-            <w:proofErr w:type="spellEnd"/>
-            <w:r>
-              <w:rPr>
-                <w:lang w:val="en-US"/>
-              </w:rPr>
-              <w:t>,</w:t>
+              <w:t xml:space="preserve">        InventoryNumber,</w:t>
             </w:r>
           </w:p>
           <w:p>
@@ -6694,21 +5849,7 @@
               <w:rPr>
                 <w:lang w:val="en-US"/>
               </w:rPr>
-              <w:t xml:space="preserve">        </w:t>
-            </w:r>
-            <w:proofErr w:type="spellStart"/>
-            <w:r>
-              <w:rPr>
-                <w:lang w:val="en-US"/>
-              </w:rPr>
-              <w:t>SerialNumber</w:t>
-            </w:r>
-            <w:proofErr w:type="spellEnd"/>
-            <w:r>
-              <w:rPr>
-                <w:lang w:val="en-US"/>
-              </w:rPr>
-              <w:t>,</w:t>
+              <w:t xml:space="preserve">        SerialNumber,</w:t>
             </w:r>
           </w:p>
           <w:p>
@@ -6721,21 +5862,7 @@
               <w:rPr>
                 <w:lang w:val="en-US"/>
               </w:rPr>
-              <w:t xml:space="preserve">        </w:t>
-            </w:r>
-            <w:proofErr w:type="spellStart"/>
-            <w:r>
-              <w:rPr>
-                <w:lang w:val="en-US"/>
-              </w:rPr>
-              <w:t>PurchaseDate</w:t>
-            </w:r>
-            <w:proofErr w:type="spellEnd"/>
-            <w:r>
-              <w:rPr>
-                <w:lang w:val="en-US"/>
-              </w:rPr>
-              <w:t>,</w:t>
+              <w:t xml:space="preserve">        PurchaseDate,</w:t>
             </w:r>
           </w:p>
           <w:p>
@@ -6748,21 +5875,7 @@
               <w:rPr>
                 <w:lang w:val="en-US"/>
               </w:rPr>
-              <w:t xml:space="preserve">        </w:t>
-            </w:r>
-            <w:proofErr w:type="spellStart"/>
-            <w:r>
-              <w:rPr>
-                <w:lang w:val="en-US"/>
-              </w:rPr>
-              <w:t>WarrantyEnd</w:t>
-            </w:r>
-            <w:proofErr w:type="spellEnd"/>
-            <w:r>
-              <w:rPr>
-                <w:lang w:val="en-US"/>
-              </w:rPr>
-              <w:t>,</w:t>
+              <w:t xml:space="preserve">        WarrantyEnd,</w:t>
             </w:r>
           </w:p>
           <w:p>
@@ -6801,21 +5914,7 @@
               <w:rPr>
                 <w:lang w:val="en-US"/>
               </w:rPr>
-              <w:t xml:space="preserve">        1 + ABS(CHECKSUM(</w:t>
-            </w:r>
-            <w:proofErr w:type="gramStart"/>
-            <w:r>
-              <w:rPr>
-                <w:lang w:val="en-US"/>
-              </w:rPr>
-              <w:t>NEWID(</w:t>
-            </w:r>
-            <w:proofErr w:type="gramEnd"/>
-            <w:r>
-              <w:rPr>
-                <w:lang w:val="en-US"/>
-              </w:rPr>
-              <w:t>))) % 30,</w:t>
+              <w:t xml:space="preserve">        1 + ABS(CHECKSUM(NEWID())) % 30,</w:t>
             </w:r>
           </w:p>
           <w:p>
@@ -6828,21 +5927,7 @@
               <w:rPr>
                 <w:lang w:val="en-US"/>
               </w:rPr>
-              <w:t xml:space="preserve">        1 + ABS(CHECKSUM(</w:t>
-            </w:r>
-            <w:proofErr w:type="gramStart"/>
-            <w:r>
-              <w:rPr>
-                <w:lang w:val="en-US"/>
-              </w:rPr>
-              <w:t>NEWID(</w:t>
-            </w:r>
-            <w:proofErr w:type="gramEnd"/>
-            <w:r>
-              <w:rPr>
-                <w:lang w:val="en-US"/>
-              </w:rPr>
-              <w:t>))) % 21,</w:t>
+              <w:t xml:space="preserve">        1 + ABS(CHECKSUM(NEWID())) % 21,</w:t>
             </w:r>
           </w:p>
           <w:p>
@@ -6855,21 +5940,7 @@
               <w:rPr>
                 <w:lang w:val="en-US"/>
               </w:rPr>
-              <w:t xml:space="preserve">        'INV-' + </w:t>
-            </w:r>
-            <w:proofErr w:type="gramStart"/>
-            <w:r>
-              <w:rPr>
-                <w:lang w:val="en-US"/>
-              </w:rPr>
-              <w:t>RIGHT(</w:t>
-            </w:r>
-            <w:proofErr w:type="gramEnd"/>
-            <w:r>
-              <w:rPr>
-                <w:lang w:val="en-US"/>
-              </w:rPr>
-              <w:t>'000000' + CAST(@i AS NVARCHAR(6)), 6),</w:t>
+              <w:t xml:space="preserve">        'INV-' + RIGHT('000000' + CAST(@i AS NVARCHAR(6)), 6),</w:t>
             </w:r>
           </w:p>
           <w:p>
@@ -6882,35 +5953,7 @@
               <w:rPr>
                 <w:lang w:val="en-US"/>
               </w:rPr>
-              <w:t xml:space="preserve">        (SELECT TOP 1 value FROM STRING_</w:t>
-            </w:r>
-            <w:proofErr w:type="gramStart"/>
-            <w:r>
-              <w:rPr>
-                <w:lang w:val="en-US"/>
-              </w:rPr>
-              <w:t>SPLIT(</w:t>
-            </w:r>
-            <w:proofErr w:type="gramEnd"/>
-            <w:r>
-              <w:rPr>
-                <w:lang w:val="en-US"/>
-              </w:rPr>
-              <w:t>'</w:t>
-            </w:r>
-            <w:proofErr w:type="spellStart"/>
-            <w:r>
-              <w:rPr>
-                <w:lang w:val="en-US"/>
-              </w:rPr>
-              <w:t>HP,Dell,Lenovo,Apple,ASUS</w:t>
-            </w:r>
-            <w:proofErr w:type="spellEnd"/>
-            <w:r>
-              <w:rPr>
-                <w:lang w:val="en-US"/>
-              </w:rPr>
-              <w:t>', ',') ORDER BY NEWID()),</w:t>
+              <w:t xml:space="preserve">        (SELECT TOP 1 value FROM STRING_SPLIT('HP,Dell,Lenovo,Apple,ASUS', ',') ORDER BY NEWID()),</w:t>
             </w:r>
           </w:p>
           <w:p>
@@ -6923,35 +5966,7 @@
               <w:rPr>
                 <w:lang w:val="en-US"/>
               </w:rPr>
-              <w:t xml:space="preserve">        (SELECT TOP 1 value FROM STRING_</w:t>
-            </w:r>
-            <w:proofErr w:type="gramStart"/>
-            <w:r>
-              <w:rPr>
-                <w:lang w:val="en-US"/>
-              </w:rPr>
-              <w:t>SPLIT(</w:t>
-            </w:r>
-            <w:proofErr w:type="gramEnd"/>
-            <w:r>
-              <w:rPr>
-                <w:lang w:val="en-US"/>
-              </w:rPr>
-              <w:t>'</w:t>
-            </w:r>
-            <w:proofErr w:type="spellStart"/>
-            <w:r>
-              <w:rPr>
-                <w:lang w:val="en-US"/>
-              </w:rPr>
-              <w:t>ProBook,Latitude,ThinkPad,MacBook,VivoBook</w:t>
-            </w:r>
-            <w:proofErr w:type="spellEnd"/>
-            <w:r>
-              <w:rPr>
-                <w:lang w:val="en-US"/>
-              </w:rPr>
-              <w:t>', ',') ORDER BY NEWID()),</w:t>
+              <w:t xml:space="preserve">        (SELECT TOP 1 value FROM STRING_SPLIT('ProBook,Latitude,ThinkPad,MacBook,VivoBook', ',') ORDER BY NEWID()),</w:t>
             </w:r>
           </w:p>
           <w:p>
@@ -6964,21 +5979,7 @@
               <w:rPr>
                 <w:lang w:val="en-US"/>
               </w:rPr>
-              <w:t xml:space="preserve">        'SN' + CAST(ABS(CHECKSUM(</w:t>
-            </w:r>
-            <w:proofErr w:type="gramStart"/>
-            <w:r>
-              <w:rPr>
-                <w:lang w:val="en-US"/>
-              </w:rPr>
-              <w:t>NEWID(</w:t>
-            </w:r>
-            <w:proofErr w:type="gramEnd"/>
-            <w:r>
-              <w:rPr>
-                <w:lang w:val="en-US"/>
-              </w:rPr>
-              <w:t>))) AS NVARCHAR(15)),</w:t>
+              <w:t xml:space="preserve">        'SN' + CAST(ABS(CHECKSUM(NEWID())) AS NVARCHAR(15)),</w:t>
             </w:r>
           </w:p>
           <w:p>
@@ -6991,21 +5992,7 @@
               <w:rPr>
                 <w:lang w:val="en-US"/>
               </w:rPr>
-              <w:t xml:space="preserve">        </w:t>
-            </w:r>
-            <w:proofErr w:type="gramStart"/>
-            <w:r>
-              <w:rPr>
-                <w:lang w:val="en-US"/>
-              </w:rPr>
-              <w:t>DATEADD(</w:t>
-            </w:r>
-            <w:proofErr w:type="gramEnd"/>
-            <w:r>
-              <w:rPr>
-                <w:lang w:val="en-US"/>
-              </w:rPr>
-              <w:t>DAY, -ABS(CHECKSUM(NEWID())) % 2920, '2026-01-01'),</w:t>
+              <w:t xml:space="preserve">        DATEADD(DAY, -ABS(CHECKSUM(NEWID())) % 2920, '2026-01-01'),</w:t>
             </w:r>
           </w:p>
           <w:p>
@@ -7018,21 +6005,7 @@
               <w:rPr>
                 <w:lang w:val="en-US"/>
               </w:rPr>
-              <w:t xml:space="preserve">        </w:t>
-            </w:r>
-            <w:proofErr w:type="gramStart"/>
-            <w:r>
-              <w:rPr>
-                <w:lang w:val="en-US"/>
-              </w:rPr>
-              <w:t>DATEADD(</w:t>
-            </w:r>
-            <w:proofErr w:type="gramEnd"/>
-            <w:r>
-              <w:rPr>
-                <w:lang w:val="en-US"/>
-              </w:rPr>
-              <w:t>MONTH, 12 + ABS(CHECKSUM(NEWID())) % 24, GETDATE()),</w:t>
+              <w:t xml:space="preserve">        DATEADD(MONTH, 12 + ABS(CHECKSUM(NEWID())) % 24, GETDATE()),</w:t>
             </w:r>
           </w:p>
           <w:p>
@@ -7045,21 +6018,7 @@
               <w:rPr>
                 <w:lang w:val="en-US"/>
               </w:rPr>
-              <w:t xml:space="preserve">        CASE WHEN ABS(CHECKSUM(</w:t>
-            </w:r>
-            <w:proofErr w:type="gramStart"/>
-            <w:r>
-              <w:rPr>
-                <w:lang w:val="en-US"/>
-              </w:rPr>
-              <w:t>NEWID(</w:t>
-            </w:r>
-            <w:proofErr w:type="gramEnd"/>
-            <w:r>
-              <w:rPr>
-                <w:lang w:val="en-US"/>
-              </w:rPr>
-              <w:t>))) % 100 &lt; 80 THEN 'Working'</w:t>
+              <w:t xml:space="preserve">        CASE WHEN ABS(CHECKSUM(NEWID())) % 100 &lt; 80 THEN 'Working'</w:t>
             </w:r>
           </w:p>
           <w:p>
@@ -7072,21 +6031,7 @@
               <w:rPr>
                 <w:lang w:val="en-US"/>
               </w:rPr>
-              <w:t xml:space="preserve">             WHEN ABS(CHECKSUM(</w:t>
-            </w:r>
-            <w:proofErr w:type="gramStart"/>
-            <w:r>
-              <w:rPr>
-                <w:lang w:val="en-US"/>
-              </w:rPr>
-              <w:t>NEWID(</w:t>
-            </w:r>
-            <w:proofErr w:type="gramEnd"/>
-            <w:r>
-              <w:rPr>
-                <w:lang w:val="en-US"/>
-              </w:rPr>
-              <w:t>))) % 100 &lt; 95 THEN 'Repair'</w:t>
+              <w:t xml:space="preserve">             WHEN ABS(CHECKSUM(NEWID())) % 100 &lt; 95 THEN 'Repair'</w:t>
             </w:r>
           </w:p>
         </w:tc>
@@ -7182,11 +6127,9 @@
             <w:vAlign w:val="center"/>
           </w:tcPr>
           <w:p>
-            <w:proofErr w:type="spellStart"/>
             <w:r>
               <w:t>Buildings</w:t>
             </w:r>
-            <w:proofErr w:type="spellEnd"/>
           </w:p>
         </w:tc>
         <w:tc>
@@ -7208,11 +6151,9 @@
             <w:vAlign w:val="center"/>
           </w:tcPr>
           <w:p>
-            <w:proofErr w:type="spellStart"/>
             <w:r>
               <w:t>Classrooms</w:t>
             </w:r>
-            <w:proofErr w:type="spellEnd"/>
           </w:p>
         </w:tc>
         <w:tc>
@@ -7234,11 +6175,9 @@
             <w:vAlign w:val="center"/>
           </w:tcPr>
           <w:p>
-            <w:proofErr w:type="spellStart"/>
             <w:r>
               <w:t>EquipmentTypes</w:t>
             </w:r>
-            <w:proofErr w:type="spellEnd"/>
           </w:p>
         </w:tc>
         <w:tc>
@@ -7284,11 +6223,9 @@
             <w:vAlign w:val="center"/>
           </w:tcPr>
           <w:p>
-            <w:proofErr w:type="spellStart"/>
             <w:r>
               <w:t>SpecificationCategories</w:t>
             </w:r>
-            <w:proofErr w:type="spellEnd"/>
           </w:p>
         </w:tc>
         <w:tc>
@@ -7310,11 +6247,9 @@
             <w:vAlign w:val="center"/>
           </w:tcPr>
           <w:p>
-            <w:proofErr w:type="spellStart"/>
             <w:r>
               <w:t>EquipmentSpecifications</w:t>
             </w:r>
-            <w:proofErr w:type="spellEnd"/>
           </w:p>
         </w:tc>
         <w:tc>
@@ -7336,11 +6271,9 @@
             <w:vAlign w:val="center"/>
           </w:tcPr>
           <w:p>
-            <w:proofErr w:type="spellStart"/>
             <w:r>
               <w:t>Users</w:t>
             </w:r>
-            <w:proofErr w:type="spellEnd"/>
           </w:p>
         </w:tc>
         <w:tc>
@@ -7435,23 +6368,7 @@
           <w:sz w:val="28"/>
           <w:szCs w:val="28"/>
         </w:rPr>
-        <w:t> Core 10. Предоставляет REST-</w:t>
-      </w:r>
-      <w:proofErr w:type="spellStart"/>
-      <w:r>
-        <w:rPr>
-          <w:sz w:val="28"/>
-          <w:szCs w:val="28"/>
-        </w:rPr>
-        <w:t>эндпоинты</w:t>
-      </w:r>
-      <w:proofErr w:type="spellEnd"/>
-      <w:r>
-        <w:rPr>
-          <w:sz w:val="28"/>
-          <w:szCs w:val="28"/>
-        </w:rPr>
-        <w:t xml:space="preserve"> для:</w:t>
+        <w:t> Core 10. Предоставляет REST-эндпоинты для:</w:t>
       </w:r>
     </w:p>
     <w:p>
@@ -7532,23 +6449,7 @@
           <w:sz w:val="28"/>
           <w:szCs w:val="28"/>
         </w:rPr>
-        <w:t>Доступ к данным осуществляется через </w:t>
-      </w:r>
-      <w:proofErr w:type="spellStart"/>
-      <w:r>
-        <w:rPr>
-          <w:sz w:val="28"/>
-          <w:szCs w:val="28"/>
-        </w:rPr>
-        <w:t>Entity</w:t>
-      </w:r>
-      <w:proofErr w:type="spellEnd"/>
-      <w:r>
-        <w:rPr>
-          <w:sz w:val="28"/>
-          <w:szCs w:val="28"/>
-        </w:rPr>
-        <w:t xml:space="preserve"> Framework Core.</w:t>
+        <w:t>Доступ к данным осуществляется через Entity Framework Core.</w:t>
       </w:r>
     </w:p>
     <w:p>
@@ -7566,23 +6467,7 @@
           <w:sz w:val="28"/>
           <w:szCs w:val="28"/>
         </w:rPr>
-        <w:t>Клиентская часть – приложение WPF (.NET Framework 4.8) с архитектурой MVVM. Пользовательский интерфейс адаптируется под роль авторизованного пользователя. Взаимодействие с сервером инкапсулировано в сервисе </w:t>
-      </w:r>
-      <w:proofErr w:type="spellStart"/>
-      <w:r>
-        <w:rPr>
-          <w:sz w:val="28"/>
-          <w:szCs w:val="28"/>
-        </w:rPr>
-        <w:t>ApiService</w:t>
-      </w:r>
-      <w:proofErr w:type="spellEnd"/>
-      <w:r>
-        <w:rPr>
-          <w:sz w:val="28"/>
-          <w:szCs w:val="28"/>
-        </w:rPr>
-        <w:t>.</w:t>
+        <w:t>Клиентская часть – приложение WPF (.NET Framework 4.8) с архитектурой MVVM. Пользовательский интерфейс адаптируется под роль авторизованного пользователя. Взаимодействие с сервером инкапсулировано в сервисе ApiService.</w:t>
       </w:r>
     </w:p>
     <w:p>
@@ -7700,11 +6585,9 @@
             <w:vAlign w:val="center"/>
           </w:tcPr>
           <w:p>
-            <w:proofErr w:type="spellStart"/>
             <w:r>
               <w:t>Controllers</w:t>
             </w:r>
-            <w:proofErr w:type="spellEnd"/>
           </w:p>
         </w:tc>
         <w:tc>
@@ -7737,11 +6620,9 @@
             <w:vAlign w:val="center"/>
           </w:tcPr>
           <w:p>
-            <w:proofErr w:type="spellStart"/>
             <w:r>
               <w:t>Models</w:t>
             </w:r>
-            <w:proofErr w:type="spellEnd"/>
           </w:p>
         </w:tc>
         <w:tc>
@@ -7809,11 +6690,9 @@
             <w:vAlign w:val="center"/>
           </w:tcPr>
           <w:p>
-            <w:proofErr w:type="spellStart"/>
             <w:r>
               <w:t>DTOs</w:t>
             </w:r>
-            <w:proofErr w:type="spellEnd"/>
           </w:p>
         </w:tc>
         <w:tc>
@@ -7858,15 +6737,7 @@
           </w:tcPr>
           <w:p>
             <w:r>
-              <w:t>Сервисы (</w:t>
-            </w:r>
-            <w:proofErr w:type="spellStart"/>
-            <w:r>
-              <w:t>AuthService</w:t>
-            </w:r>
-            <w:proofErr w:type="spellEnd"/>
-            <w:r>
-              <w:t>)</w:t>
+              <w:t>Сервисы (AuthService)</w:t>
             </w:r>
           </w:p>
         </w:tc>
@@ -7889,11 +6760,9 @@
             <w:vAlign w:val="center"/>
           </w:tcPr>
           <w:p>
-            <w:proofErr w:type="spellStart"/>
             <w:r>
               <w:t>Middleware</w:t>
             </w:r>
-            <w:proofErr w:type="spellEnd"/>
           </w:p>
         </w:tc>
         <w:tc>
@@ -7903,15 +6772,7 @@
           </w:tcPr>
           <w:p>
             <w:r>
-              <w:t>Промежуточное ПО (</w:t>
-            </w:r>
-            <w:proofErr w:type="spellStart"/>
-            <w:r>
-              <w:t>JwtMiddleware</w:t>
-            </w:r>
-            <w:proofErr w:type="spellEnd"/>
-            <w:r>
-              <w:t>)</w:t>
+              <w:t>Промежуточное ПО (JwtMiddleware)</w:t>
             </w:r>
           </w:p>
         </w:tc>
@@ -8042,11 +6903,9 @@
             <w:vAlign w:val="center"/>
           </w:tcPr>
           <w:p>
-            <w:proofErr w:type="spellStart"/>
             <w:r>
               <w:t>Views</w:t>
             </w:r>
-            <w:proofErr w:type="spellEnd"/>
           </w:p>
         </w:tc>
         <w:tc>
@@ -8079,11 +6938,9 @@
             <w:vAlign w:val="center"/>
           </w:tcPr>
           <w:p>
-            <w:proofErr w:type="spellStart"/>
             <w:r>
               <w:t>ViewModels</w:t>
             </w:r>
-            <w:proofErr w:type="spellEnd"/>
           </w:p>
         </w:tc>
         <w:tc>
@@ -8116,11 +6973,9 @@
             <w:vAlign w:val="center"/>
           </w:tcPr>
           <w:p>
-            <w:proofErr w:type="spellStart"/>
             <w:r>
               <w:t>Models</w:t>
             </w:r>
-            <w:proofErr w:type="spellEnd"/>
           </w:p>
         </w:tc>
         <w:tc>
@@ -8165,31 +7020,7 @@
           </w:tcPr>
           <w:p>
             <w:r>
-              <w:t>Сервисы (</w:t>
-            </w:r>
-            <w:proofErr w:type="spellStart"/>
-            <w:r>
-              <w:t>ApiService</w:t>
-            </w:r>
-            <w:proofErr w:type="spellEnd"/>
-            <w:r>
-              <w:t xml:space="preserve">, </w:t>
-            </w:r>
-            <w:proofErr w:type="spellStart"/>
-            <w:r>
-              <w:t>AuthService</w:t>
-            </w:r>
-            <w:proofErr w:type="spellEnd"/>
-            <w:r>
-              <w:t xml:space="preserve">, </w:t>
-            </w:r>
-            <w:proofErr w:type="spellStart"/>
-            <w:r>
-              <w:t>DialogService</w:t>
-            </w:r>
-            <w:proofErr w:type="spellEnd"/>
-            <w:r>
-              <w:t>)</w:t>
+              <w:t>Сервисы (ApiService, AuthService, DialogService)</w:t>
             </w:r>
           </w:p>
         </w:tc>
@@ -8212,11 +7043,9 @@
             <w:vAlign w:val="center"/>
           </w:tcPr>
           <w:p>
-            <w:proofErr w:type="spellStart"/>
             <w:r>
               <w:t>Helpers</w:t>
             </w:r>
-            <w:proofErr w:type="spellEnd"/>
           </w:p>
         </w:tc>
         <w:tc>
@@ -8226,23 +7055,7 @@
           </w:tcPr>
           <w:p>
             <w:r>
-              <w:t>Вспомогательные классы (</w:t>
-            </w:r>
-            <w:proofErr w:type="spellStart"/>
-            <w:r>
-              <w:t>RelayCommand</w:t>
-            </w:r>
-            <w:proofErr w:type="spellEnd"/>
-            <w:r>
-              <w:t xml:space="preserve">, </w:t>
-            </w:r>
-            <w:proofErr w:type="spellStart"/>
-            <w:r>
-              <w:t>ViewModelBase</w:t>
-            </w:r>
-            <w:proofErr w:type="spellEnd"/>
-            <w:r>
-              <w:t>)</w:t>
+              <w:t>Вспомогательные классы (RelayCommand, ViewModelBase)</w:t>
             </w:r>
           </w:p>
         </w:tc>
@@ -8303,71 +7116,7 @@
           <w:sz w:val="28"/>
           <w:szCs w:val="28"/>
         </w:rPr>
-        <w:t>Интеграция выполнена путём замены прямого доступа к базе данных в клиентском приложении на вызовы REST API. Сервис </w:t>
-      </w:r>
-      <w:proofErr w:type="spellStart"/>
-      <w:r>
-        <w:rPr>
-          <w:sz w:val="28"/>
-          <w:szCs w:val="28"/>
-        </w:rPr>
-        <w:t>ApiService</w:t>
-      </w:r>
-      <w:proofErr w:type="spellEnd"/>
-      <w:r>
-        <w:rPr>
-          <w:sz w:val="28"/>
-          <w:szCs w:val="28"/>
-        </w:rPr>
-        <w:t xml:space="preserve"> формирует HTTP-запросы, добавляет </w:t>
-      </w:r>
-      <w:proofErr w:type="spellStart"/>
-      <w:r>
-        <w:rPr>
-          <w:sz w:val="28"/>
-          <w:szCs w:val="28"/>
-        </w:rPr>
-        <w:t>авторизационные</w:t>
-      </w:r>
-      <w:proofErr w:type="spellEnd"/>
-      <w:r>
-        <w:rPr>
-          <w:sz w:val="28"/>
-          <w:szCs w:val="28"/>
-        </w:rPr>
-        <w:t xml:space="preserve"> заголовки (</w:t>
-      </w:r>
-      <w:proofErr w:type="spellStart"/>
-      <w:r>
-        <w:rPr>
-          <w:sz w:val="28"/>
-          <w:szCs w:val="28"/>
-        </w:rPr>
-        <w:t>Bearer</w:t>
-      </w:r>
-      <w:proofErr w:type="spellEnd"/>
-      <w:r>
-        <w:rPr>
-          <w:sz w:val="28"/>
-          <w:szCs w:val="28"/>
-        </w:rPr>
-        <w:t xml:space="preserve"> </w:t>
-      </w:r>
-      <w:proofErr w:type="spellStart"/>
-      <w:r>
-        <w:rPr>
-          <w:sz w:val="28"/>
-          <w:szCs w:val="28"/>
-        </w:rPr>
-        <w:t>Token</w:t>
-      </w:r>
-      <w:proofErr w:type="spellEnd"/>
-      <w:r>
-        <w:rPr>
-          <w:sz w:val="28"/>
-          <w:szCs w:val="28"/>
-        </w:rPr>
-        <w:t>), обрабатывает ответы.</w:t>
+        <w:t>Интеграция выполнена путём замены прямого доступа к базе данных в клиентском приложении на вызовы REST API. Сервис ApiService формирует HTTP-запросы, добавляет авторизационные заголовки (Bearer Token), обрабатывает ответы.</w:t>
       </w:r>
     </w:p>
     <w:p>
@@ -8497,23 +7246,7 @@
           <w:sz w:val="28"/>
           <w:szCs w:val="28"/>
         </w:rPr>
-        <w:t xml:space="preserve">Основные </w:t>
-      </w:r>
-      <w:proofErr w:type="spellStart"/>
-      <w:r>
-        <w:rPr>
-          <w:sz w:val="28"/>
-          <w:szCs w:val="28"/>
-        </w:rPr>
-        <w:t>эндпоинты</w:t>
-      </w:r>
-      <w:proofErr w:type="spellEnd"/>
-      <w:r>
-        <w:rPr>
-          <w:sz w:val="28"/>
-          <w:szCs w:val="28"/>
-        </w:rPr>
-        <w:t xml:space="preserve"> API (Таблица 9):</w:t>
+        <w:t>Основные эндпоинты API (Таблица 9):</w:t>
       </w:r>
     </w:p>
     <w:p>
@@ -8542,23 +7275,7 @@
           <w:sz w:val="28"/>
           <w:szCs w:val="28"/>
         </w:rPr>
-        <w:t xml:space="preserve">– Основные </w:t>
-      </w:r>
-      <w:proofErr w:type="spellStart"/>
-      <w:r>
-        <w:rPr>
-          <w:sz w:val="28"/>
-          <w:szCs w:val="28"/>
-        </w:rPr>
-        <w:t>эндпоинты</w:t>
-      </w:r>
-      <w:proofErr w:type="spellEnd"/>
-      <w:r>
-        <w:rPr>
-          <w:sz w:val="28"/>
-          <w:szCs w:val="28"/>
-        </w:rPr>
-        <w:t xml:space="preserve"> API</w:t>
+        <w:t>– Основные эндпоинты API</w:t>
       </w:r>
     </w:p>
     <w:tbl>
@@ -8662,29 +7379,8 @@
           </w:tcPr>
           <w:p>
             <w:r>
-              <w:t>/</w:t>
-            </w:r>
-            <w:proofErr w:type="spellStart"/>
-            <w:r>
-              <w:t>api</w:t>
-            </w:r>
-            <w:proofErr w:type="spellEnd"/>
-            <w:r>
-              <w:t>/</w:t>
-            </w:r>
-            <w:proofErr w:type="spellStart"/>
-            <w:r>
-              <w:t>Auth</w:t>
-            </w:r>
-            <w:proofErr w:type="spellEnd"/>
-            <w:r>
-              <w:t>/</w:t>
-            </w:r>
-            <w:proofErr w:type="spellStart"/>
-            <w:r>
-              <w:t>login</w:t>
-            </w:r>
-            <w:proofErr w:type="spellEnd"/>
+              <w:t>/api/Auth/login</w:t>
+            </w:r>
           </w:p>
         </w:tc>
         <w:tc>
@@ -8740,21 +7436,8 @@
           </w:tcPr>
           <w:p>
             <w:r>
-              <w:t>/</w:t>
-            </w:r>
-            <w:proofErr w:type="spellStart"/>
-            <w:r>
-              <w:t>api</w:t>
-            </w:r>
-            <w:proofErr w:type="spellEnd"/>
-            <w:r>
-              <w:t>/</w:t>
-            </w:r>
-            <w:proofErr w:type="spellStart"/>
-            <w:r>
-              <w:t>Buildings</w:t>
-            </w:r>
-            <w:proofErr w:type="spellEnd"/>
+              <w:t>/api/Buildings</w:t>
+            </w:r>
           </w:p>
         </w:tc>
         <w:tc>
@@ -8810,21 +7493,8 @@
           </w:tcPr>
           <w:p>
             <w:r>
-              <w:t>/</w:t>
-            </w:r>
-            <w:proofErr w:type="spellStart"/>
-            <w:r>
-              <w:t>api</w:t>
-            </w:r>
-            <w:proofErr w:type="spellEnd"/>
-            <w:r>
-              <w:t>/</w:t>
-            </w:r>
-            <w:proofErr w:type="spellStart"/>
-            <w:r>
-              <w:t>Buildings</w:t>
-            </w:r>
-            <w:proofErr w:type="spellEnd"/>
+              <w:t>/api/Buildings</w:t>
+            </w:r>
           </w:p>
         </w:tc>
         <w:tc>
@@ -8844,19 +7514,9 @@
             <w:vAlign w:val="center"/>
           </w:tcPr>
           <w:p>
-            <w:proofErr w:type="spellStart"/>
-            <w:r>
-              <w:t>Admin</w:t>
-            </w:r>
-            <w:proofErr w:type="spellEnd"/>
-            <w:r>
-              <w:t xml:space="preserve">, </w:t>
-            </w:r>
-            <w:proofErr w:type="spellStart"/>
-            <w:r>
-              <w:t>Operator</w:t>
-            </w:r>
-            <w:proofErr w:type="spellEnd"/>
+            <w:r>
+              <w:t>Admin, Operator</w:t>
+            </w:r>
           </w:p>
         </w:tc>
       </w:tr>
@@ -8890,31 +7550,7 @@
           </w:tcPr>
           <w:p>
             <w:r>
-              <w:t>/</w:t>
-            </w:r>
-            <w:proofErr w:type="spellStart"/>
-            <w:r>
-              <w:t>api</w:t>
-            </w:r>
-            <w:proofErr w:type="spellEnd"/>
-            <w:r>
-              <w:t>/</w:t>
-            </w:r>
-            <w:proofErr w:type="spellStart"/>
-            <w:r>
-              <w:t>Buildings</w:t>
-            </w:r>
-            <w:proofErr w:type="spellEnd"/>
-            <w:r>
-              <w:t>/{</w:t>
-            </w:r>
-            <w:proofErr w:type="spellStart"/>
-            <w:r>
-              <w:t>id</w:t>
-            </w:r>
-            <w:proofErr w:type="spellEnd"/>
-            <w:r>
-              <w:t>}</w:t>
+              <w:t>/api/Buildings/{id}</w:t>
             </w:r>
           </w:p>
         </w:tc>
@@ -8935,19 +7571,9 @@
             <w:vAlign w:val="center"/>
           </w:tcPr>
           <w:p>
-            <w:proofErr w:type="spellStart"/>
-            <w:r>
-              <w:t>Admin</w:t>
-            </w:r>
-            <w:proofErr w:type="spellEnd"/>
-            <w:r>
-              <w:t xml:space="preserve">, </w:t>
-            </w:r>
-            <w:proofErr w:type="spellStart"/>
-            <w:r>
-              <w:t>Operator</w:t>
-            </w:r>
-            <w:proofErr w:type="spellEnd"/>
+            <w:r>
+              <w:t>Admin, Operator</w:t>
+            </w:r>
           </w:p>
         </w:tc>
       </w:tr>
@@ -8981,31 +7607,7 @@
           </w:tcPr>
           <w:p>
             <w:r>
-              <w:t>/</w:t>
-            </w:r>
-            <w:proofErr w:type="spellStart"/>
-            <w:r>
-              <w:t>api</w:t>
-            </w:r>
-            <w:proofErr w:type="spellEnd"/>
-            <w:r>
-              <w:t>/</w:t>
-            </w:r>
-            <w:proofErr w:type="spellStart"/>
-            <w:r>
-              <w:t>Buildings</w:t>
-            </w:r>
-            <w:proofErr w:type="spellEnd"/>
-            <w:r>
-              <w:t>/{</w:t>
-            </w:r>
-            <w:proofErr w:type="spellStart"/>
-            <w:r>
-              <w:t>id</w:t>
-            </w:r>
-            <w:proofErr w:type="spellEnd"/>
-            <w:r>
-              <w:t>}</w:t>
+              <w:t>/api/Buildings/{id}</w:t>
             </w:r>
           </w:p>
         </w:tc>
@@ -9026,11 +7628,9 @@
             <w:vAlign w:val="center"/>
           </w:tcPr>
           <w:p>
-            <w:proofErr w:type="spellStart"/>
             <w:r>
               <w:t>Admin</w:t>
             </w:r>
-            <w:proofErr w:type="spellEnd"/>
           </w:p>
         </w:tc>
       </w:tr>
@@ -9064,21 +7664,8 @@
           </w:tcPr>
           <w:p>
             <w:r>
-              <w:t>/</w:t>
-            </w:r>
-            <w:proofErr w:type="spellStart"/>
-            <w:r>
-              <w:t>api</w:t>
-            </w:r>
-            <w:proofErr w:type="spellEnd"/>
-            <w:r>
-              <w:t>/</w:t>
-            </w:r>
-            <w:proofErr w:type="spellStart"/>
-            <w:r>
-              <w:t>Classrooms</w:t>
-            </w:r>
-            <w:proofErr w:type="spellEnd"/>
+              <w:t>/api/Classrooms</w:t>
+            </w:r>
           </w:p>
         </w:tc>
         <w:tc>
@@ -9134,21 +7721,8 @@
           </w:tcPr>
           <w:p>
             <w:r>
-              <w:t>/</w:t>
-            </w:r>
-            <w:proofErr w:type="spellStart"/>
-            <w:r>
-              <w:t>api</w:t>
-            </w:r>
-            <w:proofErr w:type="spellEnd"/>
-            <w:r>
-              <w:t>/</w:t>
-            </w:r>
-            <w:proofErr w:type="spellStart"/>
-            <w:r>
-              <w:t>Classrooms</w:t>
-            </w:r>
-            <w:proofErr w:type="spellEnd"/>
+              <w:t>/api/Classrooms</w:t>
+            </w:r>
           </w:p>
         </w:tc>
         <w:tc>
@@ -9168,19 +7742,9 @@
             <w:vAlign w:val="center"/>
           </w:tcPr>
           <w:p>
-            <w:proofErr w:type="spellStart"/>
-            <w:r>
-              <w:t>Admin</w:t>
-            </w:r>
-            <w:proofErr w:type="spellEnd"/>
-            <w:r>
-              <w:t xml:space="preserve">, </w:t>
-            </w:r>
-            <w:proofErr w:type="spellStart"/>
-            <w:r>
-              <w:t>Operator</w:t>
-            </w:r>
-            <w:proofErr w:type="spellEnd"/>
+            <w:r>
+              <w:t>Admin, Operator</w:t>
+            </w:r>
           </w:p>
         </w:tc>
       </w:tr>
@@ -9214,31 +7778,7 @@
           </w:tcPr>
           <w:p>
             <w:r>
-              <w:t>/</w:t>
-            </w:r>
-            <w:proofErr w:type="spellStart"/>
-            <w:r>
-              <w:t>api</w:t>
-            </w:r>
-            <w:proofErr w:type="spellEnd"/>
-            <w:r>
-              <w:t>/</w:t>
-            </w:r>
-            <w:proofErr w:type="spellStart"/>
-            <w:r>
-              <w:t>Classrooms</w:t>
-            </w:r>
-            <w:proofErr w:type="spellEnd"/>
-            <w:r>
-              <w:t>/{</w:t>
-            </w:r>
-            <w:proofErr w:type="spellStart"/>
-            <w:r>
-              <w:t>id</w:t>
-            </w:r>
-            <w:proofErr w:type="spellEnd"/>
-            <w:r>
-              <w:t>}</w:t>
+              <w:t>/api/Classrooms/{id}</w:t>
             </w:r>
           </w:p>
         </w:tc>
@@ -9259,19 +7799,9 @@
             <w:vAlign w:val="center"/>
           </w:tcPr>
           <w:p>
-            <w:proofErr w:type="spellStart"/>
-            <w:r>
-              <w:t>Admin</w:t>
-            </w:r>
-            <w:proofErr w:type="spellEnd"/>
-            <w:r>
-              <w:t xml:space="preserve">, </w:t>
-            </w:r>
-            <w:proofErr w:type="spellStart"/>
-            <w:r>
-              <w:t>Operator</w:t>
-            </w:r>
-            <w:proofErr w:type="spellEnd"/>
+            <w:r>
+              <w:t>Admin, Operator</w:t>
+            </w:r>
           </w:p>
         </w:tc>
       </w:tr>
@@ -9305,31 +7835,7 @@
           </w:tcPr>
           <w:p>
             <w:r>
-              <w:t>/</w:t>
-            </w:r>
-            <w:proofErr w:type="spellStart"/>
-            <w:r>
-              <w:t>api</w:t>
-            </w:r>
-            <w:proofErr w:type="spellEnd"/>
-            <w:r>
-              <w:t>/</w:t>
-            </w:r>
-            <w:proofErr w:type="spellStart"/>
-            <w:r>
-              <w:t>Classrooms</w:t>
-            </w:r>
-            <w:proofErr w:type="spellEnd"/>
-            <w:r>
-              <w:t>/{</w:t>
-            </w:r>
-            <w:proofErr w:type="spellStart"/>
-            <w:r>
-              <w:t>id</w:t>
-            </w:r>
-            <w:proofErr w:type="spellEnd"/>
-            <w:r>
-              <w:t>}</w:t>
+              <w:t>/api/Classrooms/{id}</w:t>
             </w:r>
           </w:p>
         </w:tc>
@@ -9350,11 +7856,9 @@
             <w:vAlign w:val="center"/>
           </w:tcPr>
           <w:p>
-            <w:proofErr w:type="spellStart"/>
             <w:r>
               <w:t>Admin</w:t>
             </w:r>
-            <w:proofErr w:type="spellEnd"/>
           </w:p>
         </w:tc>
       </w:tr>
@@ -9388,21 +7892,8 @@
           </w:tcPr>
           <w:p>
             <w:r>
-              <w:t>/</w:t>
-            </w:r>
-            <w:proofErr w:type="spellStart"/>
-            <w:r>
-              <w:t>api</w:t>
-            </w:r>
-            <w:proofErr w:type="spellEnd"/>
-            <w:r>
-              <w:t>/</w:t>
-            </w:r>
-            <w:proofErr w:type="spellStart"/>
-            <w:r>
-              <w:t>EquipmentTypes</w:t>
-            </w:r>
-            <w:proofErr w:type="spellEnd"/>
+              <w:t>/api/EquipmentTypes</w:t>
+            </w:r>
           </w:p>
         </w:tc>
         <w:tc>
@@ -9458,21 +7949,8 @@
           </w:tcPr>
           <w:p>
             <w:r>
-              <w:t>/</w:t>
-            </w:r>
-            <w:proofErr w:type="spellStart"/>
-            <w:r>
-              <w:t>api</w:t>
-            </w:r>
-            <w:proofErr w:type="spellEnd"/>
-            <w:r>
-              <w:t>/</w:t>
-            </w:r>
-            <w:proofErr w:type="spellStart"/>
-            <w:r>
-              <w:t>EquipmentTypes</w:t>
-            </w:r>
-            <w:proofErr w:type="spellEnd"/>
+              <w:t>/api/EquipmentTypes</w:t>
+            </w:r>
           </w:p>
         </w:tc>
         <w:tc>
@@ -9492,19 +7970,9 @@
             <w:vAlign w:val="center"/>
           </w:tcPr>
           <w:p>
-            <w:proofErr w:type="spellStart"/>
-            <w:r>
-              <w:t>Admin</w:t>
-            </w:r>
-            <w:proofErr w:type="spellEnd"/>
-            <w:r>
-              <w:t xml:space="preserve">, </w:t>
-            </w:r>
-            <w:proofErr w:type="spellStart"/>
-            <w:r>
-              <w:t>Operator</w:t>
-            </w:r>
-            <w:proofErr w:type="spellEnd"/>
+            <w:r>
+              <w:t>Admin, Operator</w:t>
+            </w:r>
           </w:p>
         </w:tc>
       </w:tr>
@@ -9538,31 +8006,7 @@
           </w:tcPr>
           <w:p>
             <w:r>
-              <w:t>/</w:t>
-            </w:r>
-            <w:proofErr w:type="spellStart"/>
-            <w:r>
-              <w:t>api</w:t>
-            </w:r>
-            <w:proofErr w:type="spellEnd"/>
-            <w:r>
-              <w:t>/</w:t>
-            </w:r>
-            <w:proofErr w:type="spellStart"/>
-            <w:r>
-              <w:t>EquipmentTypes</w:t>
-            </w:r>
-            <w:proofErr w:type="spellEnd"/>
-            <w:r>
-              <w:t>/{</w:t>
-            </w:r>
-            <w:proofErr w:type="spellStart"/>
-            <w:r>
-              <w:t>id</w:t>
-            </w:r>
-            <w:proofErr w:type="spellEnd"/>
-            <w:r>
-              <w:t>}</w:t>
+              <w:t>/api/EquipmentTypes/{id}</w:t>
             </w:r>
           </w:p>
         </w:tc>
@@ -9583,19 +8027,9 @@
             <w:vAlign w:val="center"/>
           </w:tcPr>
           <w:p>
-            <w:proofErr w:type="spellStart"/>
-            <w:r>
-              <w:t>Admin</w:t>
-            </w:r>
-            <w:proofErr w:type="spellEnd"/>
-            <w:r>
-              <w:t xml:space="preserve">, </w:t>
-            </w:r>
-            <w:proofErr w:type="spellStart"/>
-            <w:r>
-              <w:t>Operator</w:t>
-            </w:r>
-            <w:proofErr w:type="spellEnd"/>
+            <w:r>
+              <w:t>Admin, Operator</w:t>
+            </w:r>
           </w:p>
         </w:tc>
       </w:tr>
@@ -9629,31 +8063,7 @@
           </w:tcPr>
           <w:p>
             <w:r>
-              <w:t>/</w:t>
-            </w:r>
-            <w:proofErr w:type="spellStart"/>
-            <w:r>
-              <w:t>api</w:t>
-            </w:r>
-            <w:proofErr w:type="spellEnd"/>
-            <w:r>
-              <w:t>/</w:t>
-            </w:r>
-            <w:proofErr w:type="spellStart"/>
-            <w:r>
-              <w:t>EquipmentTypes</w:t>
-            </w:r>
-            <w:proofErr w:type="spellEnd"/>
-            <w:r>
-              <w:t>/{</w:t>
-            </w:r>
-            <w:proofErr w:type="spellStart"/>
-            <w:r>
-              <w:t>id</w:t>
-            </w:r>
-            <w:proofErr w:type="spellEnd"/>
-            <w:r>
-              <w:t>}</w:t>
+              <w:t>/api/EquipmentTypes/{id}</w:t>
             </w:r>
           </w:p>
         </w:tc>
@@ -9674,11 +8084,9 @@
             <w:vAlign w:val="center"/>
           </w:tcPr>
           <w:p>
-            <w:proofErr w:type="spellStart"/>
             <w:r>
               <w:t>Admin</w:t>
             </w:r>
-            <w:proofErr w:type="spellEnd"/>
           </w:p>
         </w:tc>
       </w:tr>
@@ -9712,15 +8120,7 @@
           </w:tcPr>
           <w:p>
             <w:r>
-              <w:t>/</w:t>
-            </w:r>
-            <w:proofErr w:type="spellStart"/>
-            <w:r>
-              <w:t>api</w:t>
-            </w:r>
-            <w:proofErr w:type="spellEnd"/>
-            <w:r>
-              <w:t>/Equipment</w:t>
+              <w:t>/api/Equipment</w:t>
             </w:r>
           </w:p>
         </w:tc>
@@ -9777,23 +8177,7 @@
           </w:tcPr>
           <w:p>
             <w:r>
-              <w:t>/</w:t>
-            </w:r>
-            <w:proofErr w:type="spellStart"/>
-            <w:r>
-              <w:t>api</w:t>
-            </w:r>
-            <w:proofErr w:type="spellEnd"/>
-            <w:r>
-              <w:t>/Equipment/{</w:t>
-            </w:r>
-            <w:proofErr w:type="spellStart"/>
-            <w:r>
-              <w:t>id</w:t>
-            </w:r>
-            <w:proofErr w:type="spellEnd"/>
-            <w:r>
-              <w:t>}</w:t>
+              <w:t>/api/Equipment/{id}</w:t>
             </w:r>
           </w:p>
         </w:tc>
@@ -9851,15 +8235,7 @@
           </w:tcPr>
           <w:p>
             <w:r>
-              <w:t>/</w:t>
-            </w:r>
-            <w:proofErr w:type="spellStart"/>
-            <w:r>
-              <w:t>api</w:t>
-            </w:r>
-            <w:proofErr w:type="spellEnd"/>
-            <w:r>
-              <w:t>/Equipment</w:t>
+              <w:t>/api/Equipment</w:t>
             </w:r>
           </w:p>
         </w:tc>
@@ -9880,19 +8256,9 @@
             <w:vAlign w:val="center"/>
           </w:tcPr>
           <w:p>
-            <w:proofErr w:type="spellStart"/>
-            <w:r>
-              <w:t>Admin</w:t>
-            </w:r>
-            <w:proofErr w:type="spellEnd"/>
-            <w:r>
-              <w:t xml:space="preserve">, </w:t>
-            </w:r>
-            <w:proofErr w:type="spellStart"/>
-            <w:r>
-              <w:t>Operator</w:t>
-            </w:r>
-            <w:proofErr w:type="spellEnd"/>
+            <w:r>
+              <w:t>Admin, Operator</w:t>
+            </w:r>
           </w:p>
         </w:tc>
       </w:tr>
@@ -9926,23 +8292,7 @@
           </w:tcPr>
           <w:p>
             <w:r>
-              <w:t>/</w:t>
-            </w:r>
-            <w:proofErr w:type="spellStart"/>
-            <w:r>
-              <w:t>api</w:t>
-            </w:r>
-            <w:proofErr w:type="spellEnd"/>
-            <w:r>
-              <w:t>/Equipment/{</w:t>
-            </w:r>
-            <w:proofErr w:type="spellStart"/>
-            <w:r>
-              <w:t>id</w:t>
-            </w:r>
-            <w:proofErr w:type="spellEnd"/>
-            <w:r>
-              <w:t>}</w:t>
+              <w:t>/api/Equipment/{id}</w:t>
             </w:r>
           </w:p>
         </w:tc>
@@ -9963,19 +8313,9 @@
             <w:vAlign w:val="center"/>
           </w:tcPr>
           <w:p>
-            <w:proofErr w:type="spellStart"/>
-            <w:r>
-              <w:t>Admin</w:t>
-            </w:r>
-            <w:proofErr w:type="spellEnd"/>
-            <w:r>
-              <w:t xml:space="preserve">, </w:t>
-            </w:r>
-            <w:proofErr w:type="spellStart"/>
-            <w:r>
-              <w:t>Operator</w:t>
-            </w:r>
-            <w:proofErr w:type="spellEnd"/>
+            <w:r>
+              <w:t>Admin, Operator</w:t>
+            </w:r>
           </w:p>
         </w:tc>
       </w:tr>
@@ -10009,23 +8349,7 @@
           </w:tcPr>
           <w:p>
             <w:r>
-              <w:t>/</w:t>
-            </w:r>
-            <w:proofErr w:type="spellStart"/>
-            <w:r>
-              <w:t>api</w:t>
-            </w:r>
-            <w:proofErr w:type="spellEnd"/>
-            <w:r>
-              <w:t>/Equipment/{</w:t>
-            </w:r>
-            <w:proofErr w:type="spellStart"/>
-            <w:r>
-              <w:t>id</w:t>
-            </w:r>
-            <w:proofErr w:type="spellEnd"/>
-            <w:r>
-              <w:t>}</w:t>
+              <w:t>/api/Equipment/{id}</w:t>
             </w:r>
           </w:p>
         </w:tc>
@@ -10046,11 +8370,9 @@
             <w:vAlign w:val="center"/>
           </w:tcPr>
           <w:p>
-            <w:proofErr w:type="spellStart"/>
             <w:r>
               <w:t>Admin</w:t>
             </w:r>
-            <w:proofErr w:type="spellEnd"/>
           </w:p>
         </w:tc>
       </w:tr>
@@ -10147,16 +8469,8 @@
               <w:rPr>
                 <w:lang w:val="en-US"/>
               </w:rPr>
-              <w:t xml:space="preserve"> </w:t>
-            </w:r>
-            <w:proofErr w:type="spellStart"/>
-            <w:r>
-              <w:rPr>
-                <w:lang w:val="en-US"/>
-              </w:rPr>
-              <w:t>ApiService.cs</w:t>
-            </w:r>
-            <w:proofErr w:type="spellEnd"/>
+              <w:t xml:space="preserve"> ApiService.cs</w:t>
+            </w:r>
           </w:p>
           <w:p>
             <w:pPr>
@@ -10168,43 +8482,7 @@
               <w:rPr>
                 <w:lang w:val="en-US"/>
               </w:rPr>
-              <w:t xml:space="preserve">public async Task&lt;List&lt;Equipment&gt;&gt; </w:t>
-            </w:r>
-            <w:proofErr w:type="spellStart"/>
-            <w:proofErr w:type="gramStart"/>
-            <w:r>
-              <w:rPr>
-                <w:lang w:val="en-US"/>
-              </w:rPr>
-              <w:t>GetEquipmentAsync</w:t>
-            </w:r>
-            <w:proofErr w:type="spellEnd"/>
-            <w:r>
-              <w:rPr>
-                <w:lang w:val="en-US"/>
-              </w:rPr>
-              <w:t>(</w:t>
-            </w:r>
-            <w:proofErr w:type="gramEnd"/>
-            <w:r>
-              <w:rPr>
-                <w:lang w:val="en-US"/>
-              </w:rPr>
-              <w:t xml:space="preserve">int? </w:t>
-            </w:r>
-            <w:proofErr w:type="spellStart"/>
-            <w:r>
-              <w:rPr>
-                <w:lang w:val="en-US"/>
-              </w:rPr>
-              <w:t>classroomId</w:t>
-            </w:r>
-            <w:proofErr w:type="spellEnd"/>
-            <w:r>
-              <w:rPr>
-                <w:lang w:val="en-US"/>
-              </w:rPr>
-              <w:t xml:space="preserve"> = null)</w:t>
+              <w:t>public async Task&lt;List&lt;Equipment&gt;&gt; GetEquipmentAsync(int? classroomId = null)</w:t>
             </w:r>
           </w:p>
           <w:p>
@@ -10230,21 +8508,7 @@
               <w:rPr>
                 <w:lang w:val="en-US"/>
               </w:rPr>
-              <w:t xml:space="preserve">    var </w:t>
-            </w:r>
-            <w:proofErr w:type="spellStart"/>
-            <w:r>
-              <w:rPr>
-                <w:lang w:val="en-US"/>
-              </w:rPr>
-              <w:t>url</w:t>
-            </w:r>
-            <w:proofErr w:type="spellEnd"/>
-            <w:r>
-              <w:rPr>
-                <w:lang w:val="en-US"/>
-              </w:rPr>
-              <w:t xml:space="preserve"> = "Equipment?";</w:t>
+              <w:t xml:space="preserve">    var url = "Equipment?";</w:t>
             </w:r>
           </w:p>
           <w:p>
@@ -10257,65 +8521,7 @@
               <w:rPr>
                 <w:lang w:val="en-US"/>
               </w:rPr>
-              <w:t xml:space="preserve">    if (</w:t>
-            </w:r>
-            <w:proofErr w:type="spellStart"/>
-            <w:r>
-              <w:rPr>
-                <w:lang w:val="en-US"/>
-              </w:rPr>
-              <w:t>classroomId.HasValue</w:t>
-            </w:r>
-            <w:proofErr w:type="spellEnd"/>
-            <w:r>
-              <w:rPr>
-                <w:lang w:val="en-US"/>
-              </w:rPr>
-              <w:t xml:space="preserve">) </w:t>
-            </w:r>
-            <w:proofErr w:type="spellStart"/>
-            <w:r>
-              <w:rPr>
-                <w:lang w:val="en-US"/>
-              </w:rPr>
-              <w:t>url</w:t>
-            </w:r>
-            <w:proofErr w:type="spellEnd"/>
-            <w:r>
-              <w:rPr>
-                <w:lang w:val="en-US"/>
-              </w:rPr>
-              <w:t xml:space="preserve"> += $"</w:t>
-            </w:r>
-            <w:proofErr w:type="spellStart"/>
-            <w:r>
-              <w:rPr>
-                <w:lang w:val="en-US"/>
-              </w:rPr>
-              <w:t>classroomId</w:t>
-            </w:r>
-            <w:proofErr w:type="spellEnd"/>
-            <w:proofErr w:type="gramStart"/>
-            <w:r>
-              <w:rPr>
-                <w:lang w:val="en-US"/>
-              </w:rPr>
-              <w:t>={</w:t>
-            </w:r>
-            <w:proofErr w:type="spellStart"/>
-            <w:proofErr w:type="gramEnd"/>
-            <w:r>
-              <w:rPr>
-                <w:lang w:val="en-US"/>
-              </w:rPr>
-              <w:t>classroomId.Value</w:t>
-            </w:r>
-            <w:proofErr w:type="spellEnd"/>
-            <w:r>
-              <w:rPr>
-                <w:lang w:val="en-US"/>
-              </w:rPr>
-              <w:t>}";</w:t>
+              <w:t xml:space="preserve">    if (classroomId.HasValue) url += $"classroomId={classroomId.Value}";</w:t>
             </w:r>
           </w:p>
           <w:p>
@@ -10328,35 +8534,7 @@
               <w:rPr>
                 <w:lang w:val="en-US"/>
               </w:rPr>
-              <w:t xml:space="preserve">    return await </w:t>
-            </w:r>
-            <w:proofErr w:type="spellStart"/>
-            <w:r>
-              <w:rPr>
-                <w:lang w:val="en-US"/>
-              </w:rPr>
-              <w:t>GetAsync</w:t>
-            </w:r>
-            <w:proofErr w:type="spellEnd"/>
-            <w:r>
-              <w:rPr>
-                <w:lang w:val="en-US"/>
-              </w:rPr>
-              <w:t>&lt;List&lt;Equipment&gt;&gt;(</w:t>
-            </w:r>
-            <w:proofErr w:type="spellStart"/>
-            <w:r>
-              <w:rPr>
-                <w:lang w:val="en-US"/>
-              </w:rPr>
-              <w:t>url</w:t>
-            </w:r>
-            <w:proofErr w:type="spellEnd"/>
-            <w:r>
-              <w:rPr>
-                <w:lang w:val="en-US"/>
-              </w:rPr>
-              <w:t>);</w:t>
+              <w:t xml:space="preserve">    return await GetAsync&lt;List&lt;Equipment&gt;&gt;(url);</w:t>
             </w:r>
           </w:p>
           <w:p>
@@ -10398,16 +8576,8 @@
               <w:rPr>
                 <w:lang w:val="en-US"/>
               </w:rPr>
-              <w:t xml:space="preserve"> </w:t>
-            </w:r>
-            <w:proofErr w:type="spellStart"/>
-            <w:r>
-              <w:rPr>
-                <w:lang w:val="en-US"/>
-              </w:rPr>
-              <w:t>EquipmentViewModel.cs</w:t>
-            </w:r>
-            <w:proofErr w:type="spellEnd"/>
+              <w:t xml:space="preserve"> EquipmentViewModel.cs</w:t>
+            </w:r>
           </w:p>
           <w:p>
             <w:pPr>
@@ -10419,43 +8589,7 @@
               <w:rPr>
                 <w:lang w:val="en-US"/>
               </w:rPr>
-              <w:t xml:space="preserve">private async Task </w:t>
-            </w:r>
-            <w:proofErr w:type="spellStart"/>
-            <w:proofErr w:type="gramStart"/>
-            <w:r>
-              <w:rPr>
-                <w:lang w:val="en-US"/>
-              </w:rPr>
-              <w:t>LoadEquipmentAsync</w:t>
-            </w:r>
-            <w:proofErr w:type="spellEnd"/>
-            <w:r>
-              <w:rPr>
-                <w:lang w:val="en-US"/>
-              </w:rPr>
-              <w:t>(</w:t>
-            </w:r>
-            <w:proofErr w:type="gramEnd"/>
-            <w:r>
-              <w:rPr>
-                <w:lang w:val="en-US"/>
-              </w:rPr>
-              <w:t xml:space="preserve">int </w:t>
-            </w:r>
-            <w:proofErr w:type="spellStart"/>
-            <w:r>
-              <w:rPr>
-                <w:lang w:val="en-US"/>
-              </w:rPr>
-              <w:t>classroomId</w:t>
-            </w:r>
-            <w:proofErr w:type="spellEnd"/>
-            <w:r>
-              <w:rPr>
-                <w:lang w:val="en-US"/>
-              </w:rPr>
-              <w:t>)</w:t>
+              <w:t>private async Task LoadEquipmentAsync(int classroomId)</w:t>
             </w:r>
           </w:p>
           <w:p>
@@ -10481,37 +8615,7 @@
               <w:rPr>
                 <w:lang w:val="en-US"/>
               </w:rPr>
-              <w:t xml:space="preserve">    var equipment = await _</w:t>
-            </w:r>
-            <w:proofErr w:type="spellStart"/>
-            <w:proofErr w:type="gramStart"/>
-            <w:r>
-              <w:rPr>
-                <w:lang w:val="en-US"/>
-              </w:rPr>
-              <w:t>api.GetEquipmentAsync</w:t>
-            </w:r>
-            <w:proofErr w:type="spellEnd"/>
-            <w:proofErr w:type="gramEnd"/>
-            <w:r>
-              <w:rPr>
-                <w:lang w:val="en-US"/>
-              </w:rPr>
-              <w:t>(</w:t>
-            </w:r>
-            <w:proofErr w:type="spellStart"/>
-            <w:r>
-              <w:rPr>
-                <w:lang w:val="en-US"/>
-              </w:rPr>
-              <w:t>classroomId</w:t>
-            </w:r>
-            <w:proofErr w:type="spellEnd"/>
-            <w:r>
-              <w:rPr>
-                <w:lang w:val="en-US"/>
-              </w:rPr>
-              <w:t>);</w:t>
+              <w:t xml:space="preserve">    var equipment = await _api.GetEquipmentAsync(classroomId);</w:t>
             </w:r>
           </w:p>
           <w:p>
@@ -10524,21 +8628,7 @@
               <w:rPr>
                 <w:lang w:val="en-US"/>
               </w:rPr>
-              <w:t xml:space="preserve">    </w:t>
-            </w:r>
-            <w:proofErr w:type="spellStart"/>
-            <w:r>
-              <w:rPr>
-                <w:lang w:val="en-US"/>
-              </w:rPr>
-              <w:t>Equipment.Clear</w:t>
-            </w:r>
-            <w:proofErr w:type="spellEnd"/>
-            <w:r>
-              <w:rPr>
-                <w:lang w:val="en-US"/>
-              </w:rPr>
-              <w:t>();</w:t>
+              <w:t xml:space="preserve">    Equipment.Clear();</w:t>
             </w:r>
           </w:p>
           <w:p>
@@ -10561,13 +8651,8 @@
               </w:rPr>
               <w:t xml:space="preserve">        </w:t>
             </w:r>
-            <w:proofErr w:type="spellStart"/>
-            <w:r>
-              <w:t>Equipment.Add</w:t>
-            </w:r>
-            <w:proofErr w:type="spellEnd"/>
-            <w:r>
-              <w:t>(e);</w:t>
+            <w:r>
+              <w:t>Equipment.Add(e);</w:t>
             </w:r>
           </w:p>
           <w:p>
@@ -10627,7 +8712,6 @@
         </w:rPr>
         <w:t>, а также инструментов тестирования HTTP-запросов (</w:t>
       </w:r>
-      <w:proofErr w:type="spellStart"/>
       <w:r>
         <w:rPr>
           <w:b/>
@@ -10637,7 +8721,6 @@
         </w:rPr>
         <w:t>Postman</w:t>
       </w:r>
-      <w:proofErr w:type="spellEnd"/>
       <w:r>
         <w:rPr>
           <w:sz w:val="28"/>
@@ -11213,23 +9296,7 @@
           <w:sz w:val="28"/>
           <w:szCs w:val="28"/>
         </w:rPr>
-        <w:t> в классе </w:t>
-      </w:r>
-      <w:proofErr w:type="spellStart"/>
-      <w:r>
-        <w:rPr>
-          <w:sz w:val="28"/>
-          <w:szCs w:val="28"/>
-        </w:rPr>
-        <w:t>ApiService</w:t>
-      </w:r>
-      <w:proofErr w:type="spellEnd"/>
-      <w:r>
-        <w:rPr>
-          <w:sz w:val="28"/>
-          <w:szCs w:val="28"/>
-        </w:rPr>
-        <w:t>.</w:t>
+        <w:t> в классе ApiService.</w:t>
       </w:r>
     </w:p>
     <w:p>
@@ -11343,15 +9410,7 @@
           </w:tcPr>
           <w:p>
             <w:r>
-              <w:t>401 (</w:t>
-            </w:r>
-            <w:proofErr w:type="spellStart"/>
-            <w:r>
-              <w:t>Unauthorized</w:t>
-            </w:r>
-            <w:proofErr w:type="spellEnd"/>
-            <w:r>
-              <w:t>)</w:t>
+              <w:t>401 (Unauthorized)</w:t>
             </w:r>
           </w:p>
         </w:tc>
@@ -11386,15 +9445,7 @@
           </w:tcPr>
           <w:p>
             <w:r>
-              <w:t>403 (</w:t>
-            </w:r>
-            <w:proofErr w:type="spellStart"/>
-            <w:r>
-              <w:t>Forbidden</w:t>
-            </w:r>
-            <w:proofErr w:type="spellEnd"/>
-            <w:r>
-              <w:t>)</w:t>
+              <w:t>403 (Forbidden)</w:t>
             </w:r>
           </w:p>
         </w:tc>
@@ -11429,23 +9480,7 @@
           </w:tcPr>
           <w:p>
             <w:r>
-              <w:t>404 (</w:t>
-            </w:r>
-            <w:proofErr w:type="spellStart"/>
-            <w:r>
-              <w:t>Not</w:t>
-            </w:r>
-            <w:proofErr w:type="spellEnd"/>
-            <w:r>
-              <w:t xml:space="preserve"> </w:t>
-            </w:r>
-            <w:proofErr w:type="spellStart"/>
-            <w:r>
-              <w:t>Found</w:t>
-            </w:r>
-            <w:proofErr w:type="spellEnd"/>
-            <w:r>
-              <w:t>)</w:t>
+              <w:t>404 (Not Found)</w:t>
             </w:r>
           </w:p>
         </w:tc>
@@ -11480,15 +9515,7 @@
           </w:tcPr>
           <w:p>
             <w:r>
-              <w:t>409 (</w:t>
-            </w:r>
-            <w:proofErr w:type="spellStart"/>
-            <w:r>
-              <w:t>Conflict</w:t>
-            </w:r>
-            <w:proofErr w:type="spellEnd"/>
-            <w:r>
-              <w:t>)</w:t>
+              <w:t>409 (Conflict)</w:t>
             </w:r>
           </w:p>
         </w:tc>
@@ -11524,23 +9551,7 @@
           </w:tcPr>
           <w:p>
             <w:r>
-              <w:t>500 (</w:t>
-            </w:r>
-            <w:proofErr w:type="spellStart"/>
-            <w:r>
-              <w:t>Internal</w:t>
-            </w:r>
-            <w:proofErr w:type="spellEnd"/>
-            <w:r>
-              <w:t xml:space="preserve"> Server </w:t>
-            </w:r>
-            <w:proofErr w:type="spellStart"/>
-            <w:r>
-              <w:t>Error</w:t>
-            </w:r>
-            <w:proofErr w:type="spellEnd"/>
-            <w:r>
-              <w:t>)</w:t>
+              <w:t>500 (Internal Server Error)</w:t>
             </w:r>
           </w:p>
         </w:tc>
@@ -11609,13 +9620,8 @@
             <w:vAlign w:val="center"/>
           </w:tcPr>
           <w:p>
-            <w:proofErr w:type="spellStart"/>
-            <w:r>
-              <w:t>Невалидные</w:t>
-            </w:r>
-            <w:proofErr w:type="spellEnd"/>
-            <w:r>
-              <w:t xml:space="preserve"> данные</w:t>
+            <w:r>
+              <w:t>Невалидные данные</w:t>
             </w:r>
           </w:p>
         </w:tc>
@@ -11674,17 +9680,8 @@
           <w:sz w:val="28"/>
           <w:szCs w:val="28"/>
         </w:rPr>
-        <w:t xml:space="preserve">– Обработка исключений в </w:t>
-      </w:r>
-      <w:proofErr w:type="spellStart"/>
-      <w:r>
-        <w:rPr>
-          <w:sz w:val="28"/>
-          <w:szCs w:val="28"/>
-        </w:rPr>
-        <w:t>ApiService</w:t>
-      </w:r>
-      <w:proofErr w:type="spellEnd"/>
+        <w:t>– Обработка исключений в ApiService</w:t>
+      </w:r>
     </w:p>
     <w:tbl>
       <w:tblPr>
@@ -11711,35 +9708,7 @@
               <w:rPr>
                 <w:lang w:val="en-US"/>
               </w:rPr>
-              <w:t xml:space="preserve">private async Task&lt;T&gt; </w:t>
-            </w:r>
-            <w:proofErr w:type="spellStart"/>
-            <w:r>
-              <w:rPr>
-                <w:lang w:val="en-US"/>
-              </w:rPr>
-              <w:t>GetAsync</w:t>
-            </w:r>
-            <w:proofErr w:type="spellEnd"/>
-            <w:r>
-              <w:rPr>
-                <w:lang w:val="en-US"/>
-              </w:rPr>
-              <w:t>&lt;T</w:t>
-            </w:r>
-            <w:proofErr w:type="gramStart"/>
-            <w:r>
-              <w:rPr>
-                <w:lang w:val="en-US"/>
-              </w:rPr>
-              <w:t>&gt;(</w:t>
-            </w:r>
-            <w:proofErr w:type="gramEnd"/>
-            <w:r>
-              <w:rPr>
-                <w:lang w:val="en-US"/>
-              </w:rPr>
-              <w:t>string endpoint)</w:t>
+              <w:t>private async Task&lt;T&gt; GetAsync&lt;T&gt;(string endpoint)</w:t>
             </w:r>
           </w:p>
           <w:p>
@@ -11791,43 +9760,7 @@
               <w:rPr>
                 <w:lang w:val="en-US"/>
               </w:rPr>
-              <w:t xml:space="preserve">        var response = await _</w:t>
-            </w:r>
-            <w:proofErr w:type="spellStart"/>
-            <w:r>
-              <w:rPr>
-                <w:lang w:val="en-US"/>
-              </w:rPr>
-              <w:t>httpClient.GetAsync</w:t>
-            </w:r>
-            <w:proofErr w:type="spellEnd"/>
-            <w:r>
-              <w:rPr>
-                <w:lang w:val="en-US"/>
-              </w:rPr>
-              <w:t>($"{_</w:t>
-            </w:r>
-            <w:proofErr w:type="spellStart"/>
-            <w:proofErr w:type="gramStart"/>
-            <w:r>
-              <w:rPr>
-                <w:lang w:val="en-US"/>
-              </w:rPr>
-              <w:t>baseUrl</w:t>
-            </w:r>
-            <w:proofErr w:type="spellEnd"/>
-            <w:r>
-              <w:rPr>
-                <w:lang w:val="en-US"/>
-              </w:rPr>
-              <w:t>}{</w:t>
-            </w:r>
-            <w:proofErr w:type="gramEnd"/>
-            <w:r>
-              <w:rPr>
-                <w:lang w:val="en-US"/>
-              </w:rPr>
-              <w:t>endpoint}");</w:t>
+              <w:t xml:space="preserve">        var response = await _httpClient.GetAsync($"{_baseUrl}{endpoint}");</w:t>
             </w:r>
           </w:p>
           <w:p>
@@ -11840,23 +9773,7 @@
               <w:rPr>
                 <w:lang w:val="en-US"/>
               </w:rPr>
-              <w:t xml:space="preserve">        var content = await </w:t>
-            </w:r>
-            <w:proofErr w:type="spellStart"/>
-            <w:proofErr w:type="gramStart"/>
-            <w:r>
-              <w:rPr>
-                <w:lang w:val="en-US"/>
-              </w:rPr>
-              <w:t>response.Content.ReadAsStringAsync</w:t>
-            </w:r>
-            <w:proofErr w:type="spellEnd"/>
-            <w:proofErr w:type="gramEnd"/>
-            <w:r>
-              <w:rPr>
-                <w:lang w:val="en-US"/>
-              </w:rPr>
-              <w:t>();</w:t>
+              <w:t xml:space="preserve">        var content = await response.Content.ReadAsStringAsync();</w:t>
             </w:r>
           </w:p>
           <w:p>
@@ -11876,35 +9793,7 @@
               <w:rPr>
                 <w:lang w:val="en-US"/>
               </w:rPr>
-              <w:t xml:space="preserve">        if </w:t>
-            </w:r>
-            <w:proofErr w:type="gramStart"/>
-            <w:r>
-              <w:rPr>
-                <w:lang w:val="en-US"/>
-              </w:rPr>
-              <w:t>(!</w:t>
-            </w:r>
-            <w:proofErr w:type="spellStart"/>
-            <w:r>
-              <w:rPr>
-                <w:lang w:val="en-US"/>
-              </w:rPr>
-              <w:t>response</w:t>
-            </w:r>
-            <w:proofErr w:type="gramEnd"/>
-            <w:r>
-              <w:rPr>
-                <w:lang w:val="en-US"/>
-              </w:rPr>
-              <w:t>.IsSuccessStatusCode</w:t>
-            </w:r>
-            <w:proofErr w:type="spellEnd"/>
-            <w:r>
-              <w:rPr>
-                <w:lang w:val="en-US"/>
-              </w:rPr>
-              <w:t>)</w:t>
+              <w:t xml:space="preserve">        if (!response.IsSuccessStatusCode)</w:t>
             </w:r>
           </w:p>
           <w:p>
@@ -11930,21 +9819,7 @@
               <w:rPr>
                 <w:lang w:val="en-US"/>
               </w:rPr>
-              <w:t xml:space="preserve">            throw new </w:t>
-            </w:r>
-            <w:proofErr w:type="gramStart"/>
-            <w:r>
-              <w:rPr>
-                <w:lang w:val="en-US"/>
-              </w:rPr>
-              <w:t>Exception(</w:t>
-            </w:r>
-            <w:proofErr w:type="gramEnd"/>
-            <w:r>
-              <w:rPr>
-                <w:lang w:val="en-US"/>
-              </w:rPr>
-              <w:t>$"</w:t>
+              <w:t xml:space="preserve">            throw new Exception($"</w:t>
             </w:r>
             <w:r>
               <w:t>Ошибка</w:t>
@@ -11953,21 +9828,7 @@
               <w:rPr>
                 <w:lang w:val="en-US"/>
               </w:rPr>
-              <w:t xml:space="preserve"> API: {</w:t>
-            </w:r>
-            <w:proofErr w:type="spellStart"/>
-            <w:r>
-              <w:rPr>
-                <w:lang w:val="en-US"/>
-              </w:rPr>
-              <w:t>response.StatusCode</w:t>
-            </w:r>
-            <w:proofErr w:type="spellEnd"/>
-            <w:r>
-              <w:rPr>
-                <w:lang w:val="en-US"/>
-              </w:rPr>
-              <w:t>} - {content}");</w:t>
+              <w:t xml:space="preserve"> API: {response.StatusCode} - {content}");</w:t>
             </w:r>
           </w:p>
           <w:p>
@@ -12000,21 +9861,7 @@
               <w:rPr>
                 <w:lang w:val="en-US"/>
               </w:rPr>
-              <w:t xml:space="preserve">        return </w:t>
-            </w:r>
-            <w:proofErr w:type="spellStart"/>
-            <w:r>
-              <w:rPr>
-                <w:lang w:val="en-US"/>
-              </w:rPr>
-              <w:t>JsonConvert.DeserializeObject</w:t>
-            </w:r>
-            <w:proofErr w:type="spellEnd"/>
-            <w:r>
-              <w:rPr>
-                <w:lang w:val="en-US"/>
-              </w:rPr>
-              <w:t>&lt;T&gt;(content);</w:t>
+              <w:t xml:space="preserve">        return JsonConvert.DeserializeObject&lt;T&gt;(content);</w:t>
             </w:r>
           </w:p>
           <w:p>
@@ -12040,21 +9887,7 @@
               <w:rPr>
                 <w:lang w:val="en-US"/>
               </w:rPr>
-              <w:t xml:space="preserve">    catch (</w:t>
-            </w:r>
-            <w:proofErr w:type="spellStart"/>
-            <w:r>
-              <w:rPr>
-                <w:lang w:val="en-US"/>
-              </w:rPr>
-              <w:t>HttpRequestException</w:t>
-            </w:r>
-            <w:proofErr w:type="spellEnd"/>
-            <w:r>
-              <w:rPr>
-                <w:lang w:val="en-US"/>
-              </w:rPr>
-              <w:t>)</w:t>
+              <w:t xml:space="preserve">    catch (HttpRequestException)</w:t>
             </w:r>
           </w:p>
           <w:p>
@@ -12080,21 +9913,7 @@
               <w:rPr>
                 <w:lang w:val="en-US"/>
               </w:rPr>
-              <w:t xml:space="preserve">        </w:t>
-            </w:r>
-            <w:proofErr w:type="spellStart"/>
-            <w:r>
-              <w:rPr>
-                <w:lang w:val="en-US"/>
-              </w:rPr>
-              <w:t>MessageBox.Show</w:t>
-            </w:r>
-            <w:proofErr w:type="spellEnd"/>
-            <w:r>
-              <w:rPr>
-                <w:lang w:val="en-US"/>
-              </w:rPr>
-              <w:t>("</w:t>
+              <w:t xml:space="preserve">        MessageBox.Show("</w:t>
             </w:r>
             <w:r>
               <w:t>Ошибка</w:t>
@@ -12152,35 +9971,7 @@
               <w:rPr>
                 <w:lang w:val="en-US"/>
               </w:rPr>
-              <w:t xml:space="preserve">            </w:t>
-            </w:r>
-            <w:proofErr w:type="spellStart"/>
-            <w:r>
-              <w:rPr>
-                <w:lang w:val="en-US"/>
-              </w:rPr>
-              <w:t>MessageBoxButton.OK</w:t>
-            </w:r>
-            <w:proofErr w:type="spellEnd"/>
-            <w:r>
-              <w:rPr>
-                <w:lang w:val="en-US"/>
-              </w:rPr>
-              <w:t xml:space="preserve">, </w:t>
-            </w:r>
-            <w:proofErr w:type="spellStart"/>
-            <w:r>
-              <w:rPr>
-                <w:lang w:val="en-US"/>
-              </w:rPr>
-              <w:t>MessageBoxImage.Error</w:t>
-            </w:r>
-            <w:proofErr w:type="spellEnd"/>
-            <w:r>
-              <w:rPr>
-                <w:lang w:val="en-US"/>
-              </w:rPr>
-              <w:t>);</w:t>
+              <w:t xml:space="preserve">            MessageBoxButton.OK, MessageBoxImage.Error);</w:t>
             </w:r>
           </w:p>
           <w:p>
@@ -12245,21 +10036,7 @@
               <w:rPr>
                 <w:lang w:val="en-US"/>
               </w:rPr>
-              <w:t xml:space="preserve">        </w:t>
-            </w:r>
-            <w:proofErr w:type="spellStart"/>
-            <w:r>
-              <w:rPr>
-                <w:lang w:val="en-US"/>
-              </w:rPr>
-              <w:t>MessageBox.Show</w:t>
-            </w:r>
-            <w:proofErr w:type="spellEnd"/>
-            <w:r>
-              <w:rPr>
-                <w:lang w:val="en-US"/>
-              </w:rPr>
-              <w:t>($"</w:t>
+              <w:t xml:space="preserve">        MessageBox.Show($"</w:t>
             </w:r>
             <w:r>
               <w:t>Ошибка</w:t>
@@ -12268,23 +10045,7 @@
               <w:rPr>
                 <w:lang w:val="en-US"/>
               </w:rPr>
-              <w:t>: {</w:t>
-            </w:r>
-            <w:proofErr w:type="spellStart"/>
-            <w:proofErr w:type="gramStart"/>
-            <w:r>
-              <w:rPr>
-                <w:lang w:val="en-US"/>
-              </w:rPr>
-              <w:t>ex.Message</w:t>
-            </w:r>
-            <w:proofErr w:type="spellEnd"/>
-            <w:proofErr w:type="gramEnd"/>
-            <w:r>
-              <w:rPr>
-                <w:lang w:val="en-US"/>
-              </w:rPr>
-              <w:t>}", "</w:t>
+              <w:t>: {ex.Message}", "</w:t>
             </w:r>
             <w:r>
               <w:t>Ошибка</w:t>
@@ -12306,35 +10067,7 @@
               <w:rPr>
                 <w:lang w:val="en-US"/>
               </w:rPr>
-              <w:t xml:space="preserve">            </w:t>
-            </w:r>
-            <w:proofErr w:type="spellStart"/>
-            <w:r>
-              <w:rPr>
-                <w:lang w:val="en-US"/>
-              </w:rPr>
-              <w:t>MessageBoxButton.OK</w:t>
-            </w:r>
-            <w:proofErr w:type="spellEnd"/>
-            <w:r>
-              <w:rPr>
-                <w:lang w:val="en-US"/>
-              </w:rPr>
-              <w:t xml:space="preserve">, </w:t>
-            </w:r>
-            <w:proofErr w:type="spellStart"/>
-            <w:r>
-              <w:rPr>
-                <w:lang w:val="en-US"/>
-              </w:rPr>
-              <w:t>MessageBoxImage.Error</w:t>
-            </w:r>
-            <w:proofErr w:type="spellEnd"/>
-            <w:r>
-              <w:rPr>
-                <w:lang w:val="en-US"/>
-              </w:rPr>
-              <w:t>);</w:t>
+              <w:t xml:space="preserve">            MessageBoxButton.OK, MessageBoxImage.Error);</w:t>
             </w:r>
           </w:p>
           <w:p>
@@ -12519,29 +10252,8 @@
           </w:tcPr>
           <w:p>
             <w:r>
-              <w:t xml:space="preserve">Добавлен слой сервиса </w:t>
-            </w:r>
-            <w:proofErr w:type="spellStart"/>
-            <w:r>
-              <w:t>ApiService</w:t>
-            </w:r>
-            <w:proofErr w:type="spellEnd"/>
-            <w:r>
-              <w:t xml:space="preserve">, избавив </w:t>
-            </w:r>
-            <w:proofErr w:type="spellStart"/>
-            <w:r>
-              <w:t>ViewModel</w:t>
-            </w:r>
-            <w:proofErr w:type="spellEnd"/>
-            <w:r>
-              <w:t xml:space="preserve">-классы от прямого использования </w:t>
-            </w:r>
-            <w:proofErr w:type="spellStart"/>
-            <w:r>
-              <w:t>HttpClient</w:t>
-            </w:r>
-            <w:proofErr w:type="spellEnd"/>
+              <w:t>Добавлен слой сервиса ApiService, избавив ViewModel-классы от прямого использования HttpClient</w:t>
+            </w:r>
           </w:p>
         </w:tc>
       </w:tr>
@@ -12609,13 +10321,8 @@
             <w:vAlign w:val="center"/>
           </w:tcPr>
           <w:p>
-            <w:proofErr w:type="spellStart"/>
-            <w:r>
-              <w:t>ViewModel</w:t>
-            </w:r>
-            <w:proofErr w:type="spellEnd"/>
-            <w:r>
-              <w:t>-классы теперь отвечают только за логику представления</w:t>
+            <w:r>
+              <w:t>ViewModel-классы теперь отвечают только за логику представления</w:t>
             </w:r>
           </w:p>
         </w:tc>
@@ -12639,15 +10346,7 @@
           </w:tcPr>
           <w:p>
             <w:r>
-              <w:t xml:space="preserve">DTO (Data Transfer </w:t>
-            </w:r>
-            <w:proofErr w:type="spellStart"/>
-            <w:r>
-              <w:t>Objects</w:t>
-            </w:r>
-            <w:proofErr w:type="spellEnd"/>
-            <w:r>
-              <w:t>)</w:t>
+              <w:t>DTO (Data Transfer Objects)</w:t>
             </w:r>
           </w:p>
         </w:tc>
@@ -12693,13 +10392,8 @@
           </w:tcPr>
           <w:p>
             <w:r>
-              <w:t xml:space="preserve">Все исключения обрабатываются централизованно в </w:t>
-            </w:r>
-            <w:proofErr w:type="spellStart"/>
-            <w:r>
-              <w:t>ApiService</w:t>
-            </w:r>
-            <w:proofErr w:type="spellEnd"/>
+              <w:t>Все исключения обрабатываются централизованно в ApiService</w:t>
+            </w:r>
           </w:p>
         </w:tc>
       </w:tr>
@@ -12958,13 +10652,8 @@
           </w:tcPr>
           <w:p>
             <w:r>
-              <w:t xml:space="preserve">1. Ввести </w:t>
-            </w:r>
-            <w:proofErr w:type="spellStart"/>
-            <w:r>
-              <w:t>admin</w:t>
-            </w:r>
-            <w:proofErr w:type="spellEnd"/>
+              <w:t>1. Ввести admin</w:t>
+            </w:r>
             <w:r>
               <w:br/>
               <w:t>2. Ввести password123</w:t>
@@ -13047,22 +10736,12 @@
           </w:tcPr>
           <w:p>
             <w:r>
-              <w:t xml:space="preserve">1. Ввести </w:t>
-            </w:r>
-            <w:proofErr w:type="spellStart"/>
-            <w:r>
-              <w:t>admin</w:t>
-            </w:r>
-            <w:proofErr w:type="spellEnd"/>
+              <w:t>1. Ввести admin</w:t>
+            </w:r>
             <w:r>
               <w:br/>
-              <w:t xml:space="preserve">2. Ввести </w:t>
-            </w:r>
-            <w:proofErr w:type="spellStart"/>
-            <w:r>
-              <w:t>wrongpass</w:t>
-            </w:r>
-            <w:proofErr w:type="spellEnd"/>
+              <w:t>2. Ввести wrongpass</w:t>
+            </w:r>
             <w:r>
               <w:br/>
               <w:t>3. Нажать «Войти»</w:t>
@@ -13214,15 +10893,7 @@
           </w:tcPr>
           <w:p>
             <w:r>
-              <w:t>Удаление оборудования (</w:t>
-            </w:r>
-            <w:proofErr w:type="spellStart"/>
-            <w:r>
-              <w:t>Admin</w:t>
-            </w:r>
-            <w:proofErr w:type="spellEnd"/>
-            <w:r>
-              <w:t>)</w:t>
+              <w:t>Удаление оборудования (Admin)</w:t>
             </w:r>
           </w:p>
         </w:tc>
@@ -13310,15 +10981,7 @@
           </w:tcPr>
           <w:p>
             <w:r>
-              <w:t>Попытка удаления (</w:t>
-            </w:r>
-            <w:proofErr w:type="spellStart"/>
-            <w:r>
-              <w:t>Viewer</w:t>
-            </w:r>
-            <w:proofErr w:type="spellEnd"/>
-            <w:r>
-              <w:t>)</w:t>
+              <w:t>Попытка удаления (Viewer)</w:t>
             </w:r>
           </w:p>
         </w:tc>
@@ -13507,11 +11170,9 @@
             <w:vAlign w:val="center"/>
           </w:tcPr>
           <w:p>
-            <w:proofErr w:type="spellStart"/>
             <w:r>
               <w:t>Admin</w:t>
             </w:r>
-            <w:proofErr w:type="spellEnd"/>
           </w:p>
         </w:tc>
         <w:tc>
@@ -13566,11 +11227,9 @@
             <w:vAlign w:val="center"/>
           </w:tcPr>
           <w:p>
-            <w:proofErr w:type="spellStart"/>
             <w:r>
               <w:t>Operator</w:t>
             </w:r>
-            <w:proofErr w:type="spellEnd"/>
           </w:p>
         </w:tc>
         <w:tc>
@@ -13625,11 +11284,9 @@
             <w:vAlign w:val="center"/>
           </w:tcPr>
           <w:p>
-            <w:proofErr w:type="spellStart"/>
             <w:r>
               <w:t>Viewer</w:t>
             </w:r>
-            <w:proofErr w:type="spellEnd"/>
           </w:p>
         </w:tc>
         <w:tc>
@@ -13808,25 +11465,8 @@
           <w:sz w:val="28"/>
           <w:szCs w:val="28"/>
         </w:rPr>
-        <w:t>Модульное тестирование проведено для клиентского сервиса </w:t>
-      </w:r>
-      <w:proofErr w:type="spellStart"/>
-      <w:r>
-        <w:rPr>
-          <w:sz w:val="28"/>
-          <w:szCs w:val="28"/>
-        </w:rPr>
-        <w:t>ApiService</w:t>
-      </w:r>
-      <w:proofErr w:type="spellEnd"/>
-      <w:r>
-        <w:rPr>
-          <w:sz w:val="28"/>
-          <w:szCs w:val="28"/>
-        </w:rPr>
-        <w:t> с использованием фреймворков </w:t>
-      </w:r>
-      <w:proofErr w:type="spellStart"/>
+        <w:t>Модульное тестирование проведено для клиентского сервиса ApiService с использованием фреймворков </w:t>
+      </w:r>
       <w:r>
         <w:rPr>
           <w:b/>
@@ -13836,7 +11476,6 @@
         </w:rPr>
         <w:t>NUnit</w:t>
       </w:r>
-      <w:proofErr w:type="spellEnd"/>
       <w:r>
         <w:rPr>
           <w:sz w:val="28"/>
@@ -13844,7 +11483,6 @@
         </w:rPr>
         <w:t> и </w:t>
       </w:r>
-      <w:proofErr w:type="spellStart"/>
       <w:r>
         <w:rPr>
           <w:b/>
@@ -13854,7 +11492,6 @@
         </w:rPr>
         <w:t>Moq</w:t>
       </w:r>
-      <w:proofErr w:type="spellEnd"/>
       <w:r>
         <w:rPr>
           <w:sz w:val="28"/>
@@ -13973,11 +11610,9 @@
             <w:vAlign w:val="center"/>
           </w:tcPr>
           <w:p>
-            <w:proofErr w:type="spellStart"/>
             <w:r>
               <w:t>GetBuildings_Success_ReturnsBuildings</w:t>
             </w:r>
-            <w:proofErr w:type="spellEnd"/>
           </w:p>
         </w:tc>
         <w:tc>
@@ -14013,11 +11648,9 @@
             <w:vAlign w:val="center"/>
           </w:tcPr>
           <w:p>
-            <w:proofErr w:type="spellStart"/>
             <w:r>
               <w:t>GetBuildings_Unauthorized_ThrowsException</w:t>
             </w:r>
-            <w:proofErr w:type="spellEnd"/>
           </w:p>
         </w:tc>
         <w:tc>
@@ -14053,11 +11686,9 @@
             <w:vAlign w:val="center"/>
           </w:tcPr>
           <w:p>
-            <w:proofErr w:type="spellStart"/>
             <w:r>
               <w:t>CreateEquipment_Success_ReturnsEquipment</w:t>
             </w:r>
-            <w:proofErr w:type="spellEnd"/>
           </w:p>
         </w:tc>
         <w:tc>
@@ -14092,11 +11723,9 @@
             <w:vAlign w:val="center"/>
           </w:tcPr>
           <w:p>
-            <w:proofErr w:type="spellStart"/>
             <w:r>
               <w:t>CreateEquipment_DuplicateInventory_Throws</w:t>
             </w:r>
-            <w:proofErr w:type="spellEnd"/>
           </w:p>
         </w:tc>
         <w:tc>
@@ -14131,11 +11760,9 @@
             <w:vAlign w:val="center"/>
           </w:tcPr>
           <w:p>
-            <w:proofErr w:type="spellStart"/>
             <w:r>
               <w:t>DeleteEquipment_Success_NoException</w:t>
             </w:r>
-            <w:proofErr w:type="spellEnd"/>
           </w:p>
         </w:tc>
         <w:tc>
@@ -14170,11 +11797,9 @@
             <w:vAlign w:val="center"/>
           </w:tcPr>
           <w:p>
-            <w:proofErr w:type="spellStart"/>
             <w:r>
               <w:t>DeleteEquipment_NotFound_ThrowsException</w:t>
             </w:r>
-            <w:proofErr w:type="spellEnd"/>
           </w:p>
         </w:tc>
         <w:tc>
@@ -14209,11 +11834,9 @@
             <w:vAlign w:val="center"/>
           </w:tcPr>
           <w:p>
-            <w:proofErr w:type="spellStart"/>
             <w:r>
               <w:t>NetworkFailure_ThrowsException</w:t>
             </w:r>
-            <w:proofErr w:type="spellEnd"/>
           </w:p>
         </w:tc>
         <w:tc>
@@ -14248,11 +11871,9 @@
             <w:vAlign w:val="center"/>
           </w:tcPr>
           <w:p>
-            <w:proofErr w:type="spellStart"/>
             <w:r>
               <w:t>AuthHeaders_AreAddedCorrectly</w:t>
             </w:r>
-            <w:proofErr w:type="spellEnd"/>
           </w:p>
         </w:tc>
         <w:tc>
@@ -14287,11 +11908,9 @@
             <w:vAlign w:val="center"/>
           </w:tcPr>
           <w:p>
-            <w:proofErr w:type="spellStart"/>
             <w:r>
               <w:t>GetEquipment_Filtered_Success</w:t>
             </w:r>
-            <w:proofErr w:type="spellEnd"/>
           </w:p>
         </w:tc>
         <w:tc>
@@ -14327,11 +11946,9 @@
             <w:vAlign w:val="center"/>
           </w:tcPr>
           <w:p>
-            <w:proofErr w:type="spellStart"/>
             <w:r>
               <w:t>UpdateEquipment_Success_ReturnsUpdated</w:t>
             </w:r>
-            <w:proofErr w:type="spellEnd"/>
           </w:p>
         </w:tc>
         <w:tc>
@@ -14367,21 +11984,8 @@
           </w:tcPr>
           <w:p>
             <w:r>
-              <w:t xml:space="preserve">10 </w:t>
-            </w:r>
-            <w:proofErr w:type="spellStart"/>
-            <w:r>
-              <w:t>passed</w:t>
-            </w:r>
-            <w:proofErr w:type="spellEnd"/>
-            <w:r>
-              <w:t xml:space="preserve">, 0 </w:t>
-            </w:r>
-            <w:proofErr w:type="spellStart"/>
-            <w:r>
-              <w:t>failed</w:t>
-            </w:r>
-            <w:proofErr w:type="spellEnd"/>
+              <w:t>10 passed, 0 failed</w:t>
+            </w:r>
           </w:p>
         </w:tc>
         <w:tc>
@@ -14482,35 +12086,7 @@
               <w:rPr>
                 <w:lang w:val="en-US"/>
               </w:rPr>
-              <w:t xml:space="preserve">public async Task </w:t>
-            </w:r>
-            <w:proofErr w:type="spellStart"/>
-            <w:r>
-              <w:rPr>
-                <w:lang w:val="en-US"/>
-              </w:rPr>
-              <w:t>GetBuildings_Unauthorized_</w:t>
-            </w:r>
-            <w:proofErr w:type="gramStart"/>
-            <w:r>
-              <w:rPr>
-                <w:lang w:val="en-US"/>
-              </w:rPr>
-              <w:t>ThrowsException</w:t>
-            </w:r>
-            <w:proofErr w:type="spellEnd"/>
-            <w:r>
-              <w:rPr>
-                <w:lang w:val="en-US"/>
-              </w:rPr>
-              <w:t>(</w:t>
-            </w:r>
-            <w:proofErr w:type="gramEnd"/>
-            <w:r>
-              <w:rPr>
-                <w:lang w:val="en-US"/>
-              </w:rPr>
-              <w:t>)</w:t>
+              <w:t>public async Task GetBuildings_Unauthorized_ThrowsException()</w:t>
             </w:r>
           </w:p>
           <w:p>
@@ -14536,21 +12112,7 @@
               <w:rPr>
                 <w:lang w:val="en-US"/>
               </w:rPr>
-              <w:t xml:space="preserve">    _</w:t>
-            </w:r>
-            <w:proofErr w:type="spellStart"/>
-            <w:r>
-              <w:rPr>
-                <w:lang w:val="en-US"/>
-              </w:rPr>
-              <w:t>apiService.SetToken</w:t>
-            </w:r>
-            <w:proofErr w:type="spellEnd"/>
-            <w:r>
-              <w:rPr>
-                <w:lang w:val="en-US"/>
-              </w:rPr>
-              <w:t>(null);</w:t>
+              <w:t xml:space="preserve">    _apiService.SetToken(null);</w:t>
             </w:r>
           </w:p>
           <w:p>
@@ -14563,35 +12125,7 @@
               <w:rPr>
                 <w:lang w:val="en-US"/>
               </w:rPr>
-              <w:t xml:space="preserve">    var ex = </w:t>
-            </w:r>
-            <w:proofErr w:type="spellStart"/>
-            <w:r>
-              <w:rPr>
-                <w:lang w:val="en-US"/>
-              </w:rPr>
-              <w:t>Assert.ThrowsAsync</w:t>
-            </w:r>
-            <w:proofErr w:type="spellEnd"/>
-            <w:r>
-              <w:rPr>
-                <w:lang w:val="en-US"/>
-              </w:rPr>
-              <w:t>&lt;Exception</w:t>
-            </w:r>
-            <w:proofErr w:type="gramStart"/>
-            <w:r>
-              <w:rPr>
-                <w:lang w:val="en-US"/>
-              </w:rPr>
-              <w:t>&gt;(</w:t>
-            </w:r>
-            <w:proofErr w:type="gramEnd"/>
-            <w:r>
-              <w:rPr>
-                <w:lang w:val="en-US"/>
-              </w:rPr>
-              <w:t>async () =&gt;</w:t>
+              <w:t xml:space="preserve">    var ex = Assert.ThrowsAsync&lt;Exception&gt;(async () =&gt;</w:t>
             </w:r>
           </w:p>
           <w:p>
@@ -14604,21 +12138,7 @@
               <w:rPr>
                 <w:lang w:val="en-US"/>
               </w:rPr>
-              <w:t xml:space="preserve">        await _</w:t>
-            </w:r>
-            <w:proofErr w:type="spellStart"/>
-            <w:r>
-              <w:rPr>
-                <w:lang w:val="en-US"/>
-              </w:rPr>
-              <w:t>apiService.GetBuildingsAsync</w:t>
-            </w:r>
-            <w:proofErr w:type="spellEnd"/>
-            <w:r>
-              <w:rPr>
-                <w:lang w:val="en-US"/>
-              </w:rPr>
-              <w:t>());</w:t>
+              <w:t xml:space="preserve">        await _apiService.GetBuildingsAsync());</w:t>
             </w:r>
           </w:p>
           <w:p>
@@ -14631,51 +12151,7 @@
               <w:rPr>
                 <w:lang w:val="en-US"/>
               </w:rPr>
-              <w:t xml:space="preserve">    </w:t>
-            </w:r>
-            <w:proofErr w:type="spellStart"/>
-            <w:r>
-              <w:rPr>
-                <w:lang w:val="en-US"/>
-              </w:rPr>
-              <w:t>Assert.That</w:t>
-            </w:r>
-            <w:proofErr w:type="spellEnd"/>
-            <w:r>
-              <w:rPr>
-                <w:lang w:val="en-US"/>
-              </w:rPr>
-              <w:t>(</w:t>
-            </w:r>
-            <w:proofErr w:type="spellStart"/>
-            <w:proofErr w:type="gramStart"/>
-            <w:r>
-              <w:rPr>
-                <w:lang w:val="en-US"/>
-              </w:rPr>
-              <w:t>ex.Message</w:t>
-            </w:r>
-            <w:proofErr w:type="spellEnd"/>
-            <w:proofErr w:type="gramEnd"/>
-            <w:r>
-              <w:rPr>
-                <w:lang w:val="en-US"/>
-              </w:rPr>
-              <w:t xml:space="preserve">, </w:t>
-            </w:r>
-            <w:proofErr w:type="spellStart"/>
-            <w:r>
-              <w:rPr>
-                <w:lang w:val="en-US"/>
-              </w:rPr>
-              <w:t>Does.Contain</w:t>
-            </w:r>
-            <w:proofErr w:type="spellEnd"/>
-            <w:r>
-              <w:rPr>
-                <w:lang w:val="en-US"/>
-              </w:rPr>
-              <w:t>("401"));</w:t>
+              <w:t xml:space="preserve">    Assert.That(ex.Message, Does.Contain("401"));</w:t>
             </w:r>
           </w:p>
           <w:p>
@@ -14720,7 +12196,6 @@
         </w:rPr>
         <w:t>Интеграционные тесты выполнены для API с помощью </w:t>
       </w:r>
-      <w:proofErr w:type="spellStart"/>
       <w:r>
         <w:rPr>
           <w:b/>
@@ -14731,7 +12206,6 @@
         </w:rPr>
         <w:t>WebApplicationFactory</w:t>
       </w:r>
-      <w:proofErr w:type="spellEnd"/>
       <w:r>
         <w:rPr>
           <w:sz w:val="28"/>
@@ -14912,11 +12386,9 @@
             <w:vAlign w:val="center"/>
           </w:tcPr>
           <w:p>
-            <w:proofErr w:type="spellStart"/>
             <w:r>
               <w:t>EquipmentLifecycle_CreateReadUpdateDelete_Success</w:t>
             </w:r>
-            <w:proofErr w:type="spellEnd"/>
           </w:p>
         </w:tc>
         <w:tc>
@@ -14951,11 +12423,9 @@
             <w:vAlign w:val="center"/>
           </w:tcPr>
           <w:p>
-            <w:proofErr w:type="spellStart"/>
             <w:r>
               <w:t>BuildingsController_CRUD_Success</w:t>
             </w:r>
-            <w:proofErr w:type="spellEnd"/>
           </w:p>
         </w:tc>
         <w:tc>
@@ -14990,11 +12460,9 @@
             <w:vAlign w:val="center"/>
           </w:tcPr>
           <w:p>
-            <w:proofErr w:type="spellStart"/>
             <w:r>
               <w:t>ClassroomsController_CRUD_Success</w:t>
             </w:r>
-            <w:proofErr w:type="spellEnd"/>
           </w:p>
         </w:tc>
         <w:tc>
@@ -15029,11 +12497,9 @@
             <w:vAlign w:val="center"/>
           </w:tcPr>
           <w:p>
-            <w:proofErr w:type="spellStart"/>
             <w:r>
               <w:t>EquipmentTypesController_CRUD_Success</w:t>
             </w:r>
-            <w:proofErr w:type="spellEnd"/>
           </w:p>
         </w:tc>
         <w:tc>
@@ -15142,11 +12608,9 @@
             <w:vAlign w:val="center"/>
           </w:tcPr>
           <w:p>
-            <w:proofErr w:type="spellStart"/>
             <w:r>
               <w:t>OperatorCanCreateAndEdit_Success</w:t>
             </w:r>
-            <w:proofErr w:type="spellEnd"/>
           </w:p>
         </w:tc>
         <w:tc>
@@ -15182,21 +12646,8 @@
           </w:tcPr>
           <w:p>
             <w:r>
-              <w:t xml:space="preserve">7 </w:t>
-            </w:r>
-            <w:proofErr w:type="spellStart"/>
-            <w:r>
-              <w:t>passed</w:t>
-            </w:r>
-            <w:proofErr w:type="spellEnd"/>
-            <w:r>
-              <w:t xml:space="preserve">, 0 </w:t>
-            </w:r>
-            <w:proofErr w:type="spellStart"/>
-            <w:r>
-              <w:t>failed</w:t>
-            </w:r>
-            <w:proofErr w:type="spellEnd"/>
+              <w:t>7 passed, 0 failed</w:t>
+            </w:r>
           </w:p>
         </w:tc>
         <w:tc>
@@ -15305,35 +12756,7 @@
               <w:rPr>
                 <w:lang w:val="en-US"/>
               </w:rPr>
-              <w:t xml:space="preserve">public async Task </w:t>
-            </w:r>
-            <w:proofErr w:type="spellStart"/>
-            <w:r>
-              <w:rPr>
-                <w:lang w:val="en-US"/>
-              </w:rPr>
-              <w:t>EquipmentLifecycle_CreateReadUpdateDelete_</w:t>
-            </w:r>
-            <w:proofErr w:type="gramStart"/>
-            <w:r>
-              <w:rPr>
-                <w:lang w:val="en-US"/>
-              </w:rPr>
-              <w:t>Success</w:t>
-            </w:r>
-            <w:proofErr w:type="spellEnd"/>
-            <w:r>
-              <w:rPr>
-                <w:lang w:val="en-US"/>
-              </w:rPr>
-              <w:t>(</w:t>
-            </w:r>
-            <w:proofErr w:type="gramEnd"/>
-            <w:r>
-              <w:rPr>
-                <w:lang w:val="en-US"/>
-              </w:rPr>
-              <w:t>)</w:t>
+              <w:t>public async Task EquipmentLifecycle_CreateReadUpdateDelete_Success()</w:t>
             </w:r>
           </w:p>
           <w:p>
@@ -15373,57 +12796,7 @@
               <w:rPr>
                 <w:lang w:val="en-US"/>
               </w:rPr>
-              <w:t xml:space="preserve">    var </w:t>
-            </w:r>
-            <w:proofErr w:type="spellStart"/>
-            <w:r>
-              <w:rPr>
-                <w:lang w:val="en-US"/>
-              </w:rPr>
-              <w:t>createData</w:t>
-            </w:r>
-            <w:proofErr w:type="spellEnd"/>
-            <w:r>
-              <w:rPr>
-                <w:lang w:val="en-US"/>
-              </w:rPr>
-              <w:t xml:space="preserve"> = new </w:t>
-            </w:r>
-            <w:proofErr w:type="gramStart"/>
-            <w:r>
-              <w:rPr>
-                <w:lang w:val="en-US"/>
-              </w:rPr>
-              <w:t xml:space="preserve">{ </w:t>
-            </w:r>
-            <w:proofErr w:type="spellStart"/>
-            <w:r>
-              <w:rPr>
-                <w:lang w:val="en-US"/>
-              </w:rPr>
-              <w:t>ClassroomId</w:t>
-            </w:r>
-            <w:proofErr w:type="spellEnd"/>
-            <w:proofErr w:type="gramEnd"/>
-            <w:r>
-              <w:rPr>
-                <w:lang w:val="en-US"/>
-              </w:rPr>
-              <w:t xml:space="preserve"> = 1, </w:t>
-            </w:r>
-            <w:proofErr w:type="spellStart"/>
-            <w:r>
-              <w:rPr>
-                <w:lang w:val="en-US"/>
-              </w:rPr>
-              <w:t>EquipmentTypeId</w:t>
-            </w:r>
-            <w:proofErr w:type="spellEnd"/>
-            <w:r>
-              <w:rPr>
-                <w:lang w:val="en-US"/>
-              </w:rPr>
-              <w:t xml:space="preserve"> = 1, </w:t>
+              <w:t xml:space="preserve">    var createData = new { ClassroomId = 1, EquipmentTypeId = 1, </w:t>
             </w:r>
           </w:p>
           <w:p>
@@ -15436,35 +12809,7 @@
               <w:rPr>
                 <w:lang w:val="en-US"/>
               </w:rPr>
-              <w:t xml:space="preserve">                           </w:t>
-            </w:r>
-            <w:proofErr w:type="spellStart"/>
-            <w:r>
-              <w:rPr>
-                <w:lang w:val="en-US"/>
-              </w:rPr>
-              <w:t>InventoryNumber</w:t>
-            </w:r>
-            <w:proofErr w:type="spellEnd"/>
-            <w:r>
-              <w:rPr>
-                <w:lang w:val="en-US"/>
-              </w:rPr>
-              <w:t xml:space="preserve"> = "TEST-001</w:t>
-            </w:r>
-            <w:proofErr w:type="gramStart"/>
-            <w:r>
-              <w:rPr>
-                <w:lang w:val="en-US"/>
-              </w:rPr>
-              <w:t>" }</w:t>
-            </w:r>
-            <w:proofErr w:type="gramEnd"/>
-            <w:r>
-              <w:rPr>
-                <w:lang w:val="en-US"/>
-              </w:rPr>
-              <w:t>;</w:t>
+              <w:t xml:space="preserve">                           InventoryNumber = "TEST-001" };</w:t>
             </w:r>
           </w:p>
           <w:p>
@@ -15477,51 +12822,7 @@
               <w:rPr>
                 <w:lang w:val="en-US"/>
               </w:rPr>
-              <w:t xml:space="preserve">    var </w:t>
-            </w:r>
-            <w:proofErr w:type="spellStart"/>
-            <w:r>
-              <w:rPr>
-                <w:lang w:val="en-US"/>
-              </w:rPr>
-              <w:t>createResponse</w:t>
-            </w:r>
-            <w:proofErr w:type="spellEnd"/>
-            <w:r>
-              <w:rPr>
-                <w:lang w:val="en-US"/>
-              </w:rPr>
-              <w:t xml:space="preserve"> = await _</w:t>
-            </w:r>
-            <w:proofErr w:type="spellStart"/>
-            <w:proofErr w:type="gramStart"/>
-            <w:r>
-              <w:rPr>
-                <w:lang w:val="en-US"/>
-              </w:rPr>
-              <w:t>client.PostAsync</w:t>
-            </w:r>
-            <w:proofErr w:type="spellEnd"/>
-            <w:proofErr w:type="gramEnd"/>
-            <w:r>
-              <w:rPr>
-                <w:lang w:val="en-US"/>
-              </w:rPr>
-              <w:t>("/</w:t>
-            </w:r>
-            <w:proofErr w:type="spellStart"/>
-            <w:r>
-              <w:rPr>
-                <w:lang w:val="en-US"/>
-              </w:rPr>
-              <w:t>api</w:t>
-            </w:r>
-            <w:proofErr w:type="spellEnd"/>
-            <w:r>
-              <w:rPr>
-                <w:lang w:val="en-US"/>
-              </w:rPr>
-              <w:t xml:space="preserve">/Equipment", </w:t>
+              <w:t xml:space="preserve">    var createResponse = await _client.PostAsync("/api/Equipment", </w:t>
             </w:r>
           </w:p>
           <w:p>
@@ -15534,35 +12835,7 @@
               <w:rPr>
                 <w:lang w:val="en-US"/>
               </w:rPr>
-              <w:t xml:space="preserve">        </w:t>
-            </w:r>
-            <w:proofErr w:type="spellStart"/>
-            <w:r>
-              <w:rPr>
-                <w:lang w:val="en-US"/>
-              </w:rPr>
-              <w:t>JsonContent.Create</w:t>
-            </w:r>
-            <w:proofErr w:type="spellEnd"/>
-            <w:r>
-              <w:rPr>
-                <w:lang w:val="en-US"/>
-              </w:rPr>
-              <w:t>(</w:t>
-            </w:r>
-            <w:proofErr w:type="spellStart"/>
-            <w:r>
-              <w:rPr>
-                <w:lang w:val="en-US"/>
-              </w:rPr>
-              <w:t>createData</w:t>
-            </w:r>
-            <w:proofErr w:type="spellEnd"/>
-            <w:r>
-              <w:rPr>
-                <w:lang w:val="en-US"/>
-              </w:rPr>
-              <w:t>));</w:t>
+              <w:t xml:space="preserve">        JsonContent.Create(createData));</w:t>
             </w:r>
           </w:p>
           <w:p>
@@ -15575,105 +12848,31 @@
               <w:rPr>
                 <w:lang w:val="en-US"/>
               </w:rPr>
+              <w:t xml:space="preserve">    Assert.That(createResponse.StatusCode, Is.EqualTo(HttpStatusCode.Created));</w:t>
+            </w:r>
+          </w:p>
+          <w:p>
+            <w:pPr>
+              <w:rPr>
+                <w:lang w:val="en-US"/>
+              </w:rPr>
+            </w:pPr>
+            <w:r>
+              <w:rPr>
+                <w:lang w:val="en-US"/>
+              </w:rPr>
               <w:t xml:space="preserve">    </w:t>
             </w:r>
-            <w:proofErr w:type="spellStart"/>
-            <w:r>
-              <w:rPr>
-                <w:lang w:val="en-US"/>
-              </w:rPr>
-              <w:t>Assert.That</w:t>
-            </w:r>
-            <w:proofErr w:type="spellEnd"/>
-            <w:r>
-              <w:rPr>
-                <w:lang w:val="en-US"/>
-              </w:rPr>
-              <w:t>(</w:t>
-            </w:r>
-            <w:proofErr w:type="spellStart"/>
-            <w:r>
-              <w:rPr>
-                <w:lang w:val="en-US"/>
-              </w:rPr>
-              <w:t>createResponse.StatusCode</w:t>
-            </w:r>
-            <w:proofErr w:type="spellEnd"/>
-            <w:r>
-              <w:rPr>
-                <w:lang w:val="en-US"/>
-              </w:rPr>
-              <w:t xml:space="preserve">, </w:t>
-            </w:r>
-            <w:proofErr w:type="spellStart"/>
-            <w:proofErr w:type="gramStart"/>
-            <w:r>
-              <w:rPr>
-                <w:lang w:val="en-US"/>
-              </w:rPr>
-              <w:t>Is.EqualTo</w:t>
-            </w:r>
-            <w:proofErr w:type="spellEnd"/>
-            <w:proofErr w:type="gramEnd"/>
-            <w:r>
-              <w:rPr>
-                <w:lang w:val="en-US"/>
-              </w:rPr>
-              <w:t>(</w:t>
-            </w:r>
-            <w:proofErr w:type="spellStart"/>
-            <w:r>
-              <w:rPr>
-                <w:lang w:val="en-US"/>
-              </w:rPr>
-              <w:t>HttpStatusCode.Created</w:t>
-            </w:r>
-            <w:proofErr w:type="spellEnd"/>
-            <w:r>
-              <w:rPr>
-                <w:lang w:val="en-US"/>
-              </w:rPr>
-              <w:t>));</w:t>
-            </w:r>
-          </w:p>
-          <w:p>
-            <w:pPr>
-              <w:rPr>
-                <w:lang w:val="en-US"/>
-              </w:rPr>
-            </w:pPr>
+          </w:p>
+          <w:p>
             <w:r>
               <w:rPr>
                 <w:lang w:val="en-US"/>
               </w:rPr>
               <w:t xml:space="preserve">    </w:t>
             </w:r>
-          </w:p>
-          <w:p>
-            <w:r>
-              <w:rPr>
-                <w:lang w:val="en-US"/>
-              </w:rPr>
-              <w:t xml:space="preserve">    </w:t>
-            </w:r>
-            <w:r>
-              <w:t xml:space="preserve">// </w:t>
-            </w:r>
-            <w:proofErr w:type="spellStart"/>
-            <w:r>
-              <w:t>Read</w:t>
-            </w:r>
-            <w:proofErr w:type="spellEnd"/>
-            <w:r>
-              <w:t xml:space="preserve">, Update, </w:t>
-            </w:r>
-            <w:proofErr w:type="spellStart"/>
-            <w:r>
-              <w:t>Delete</w:t>
-            </w:r>
-            <w:proofErr w:type="spellEnd"/>
-            <w:r>
-              <w:t xml:space="preserve"> - аналогично</w:t>
+            <w:r>
+              <w:t>// Read, Update, Delete - аналогично</w:t>
             </w:r>
           </w:p>
           <w:p>
@@ -15718,7 +12917,6 @@
         </w:rPr>
         <w:t>Исходный код проекта размещён в системе контроля версий </w:t>
       </w:r>
-      <w:proofErr w:type="spellStart"/>
       <w:r>
         <w:rPr>
           <w:b/>
@@ -15728,7 +12926,6 @@
         </w:rPr>
         <w:t>Git</w:t>
       </w:r>
-      <w:proofErr w:type="spellEnd"/>
       <w:r>
         <w:rPr>
           <w:sz w:val="28"/>
@@ -15736,7 +12933,6 @@
         </w:rPr>
         <w:t> на платформе </w:t>
       </w:r>
-      <w:proofErr w:type="spellStart"/>
       <w:r>
         <w:rPr>
           <w:b/>
@@ -15746,7 +12942,6 @@
         </w:rPr>
         <w:t>GitHub</w:t>
       </w:r>
-      <w:proofErr w:type="spellEnd"/>
       <w:r>
         <w:rPr>
           <w:sz w:val="28"/>
@@ -15760,10 +12955,6 @@
         <w:pStyle w:val="a4"/>
         <w:spacing w:before="0" w:after="0" w:line="360" w:lineRule="auto"/>
         <w:ind w:left="-567"/>
-        <w:rPr>
-          <w:sz w:val="28"/>
-          <w:szCs w:val="28"/>
-        </w:rPr>
       </w:pPr>
       <w:r>
         <w:rPr>
@@ -15781,23 +12972,14 @@
         </w:rPr>
         <w:t> </w:t>
       </w:r>
-      <w:hyperlink r:id="rId12" w:tgtFrame="_blank" w:history="1">
+      <w:hyperlink r:id="rId12" w:history="1">
         <w:r>
           <w:rPr>
             <w:rStyle w:val="a3"/>
-            <w:sz w:val="28"/>
-            <w:szCs w:val="28"/>
           </w:rPr>
-          <w:t>https://github.com/</w:t>
+          <w:t>https://github.com/Devil-killer987/praktika_pm_02</w:t>
         </w:r>
       </w:hyperlink>
-      <w:r>
-        <w:rPr>
-          <w:sz w:val="28"/>
-          <w:szCs w:val="28"/>
-        </w:rPr>
-        <w:t xml:space="preserve"> </w:t>
-      </w:r>
     </w:p>
     <w:p>
       <w:pPr>
@@ -15822,294 +13004,15 @@
     <w:p>
       <w:pPr>
         <w:pStyle w:val="a4"/>
-        <w:spacing w:line="360" w:lineRule="auto"/>
-        <w:ind w:left="-567"/>
-        <w:rPr>
-          <w:sz w:val="28"/>
-          <w:szCs w:val="28"/>
-        </w:rPr>
-      </w:pPr>
-      <w:r>
-        <w:rPr>
-          <w:sz w:val="28"/>
-          <w:szCs w:val="28"/>
-        </w:rPr>
-        <w:t>┌─────────────────────────┐</w:t>
-      </w:r>
-    </w:p>
-    <w:p>
-      <w:pPr>
-        <w:pStyle w:val="a4"/>
-        <w:spacing w:line="360" w:lineRule="auto"/>
-        <w:ind w:left="-567"/>
-        <w:rPr>
-          <w:sz w:val="28"/>
-          <w:szCs w:val="28"/>
-        </w:rPr>
-      </w:pPr>
-      <w:r>
-        <w:rPr>
-          <w:sz w:val="28"/>
-          <w:szCs w:val="28"/>
-        </w:rPr>
-        <w:t>│                         │</w:t>
-      </w:r>
-    </w:p>
-    <w:p>
-      <w:pPr>
-        <w:pStyle w:val="a4"/>
-        <w:spacing w:line="360" w:lineRule="auto"/>
-        <w:ind w:left="-567"/>
-        <w:rPr>
-          <w:sz w:val="28"/>
-          <w:szCs w:val="28"/>
-        </w:rPr>
-      </w:pPr>
-      <w:r>
-        <w:rPr>
-          <w:sz w:val="28"/>
-          <w:szCs w:val="28"/>
-        </w:rPr>
-        <w:t>│   █▀▀▀▀▀█ █ █▀▀▀▀▀█    │</w:t>
-      </w:r>
-    </w:p>
-    <w:p>
-      <w:pPr>
-        <w:pStyle w:val="a4"/>
-        <w:spacing w:line="360" w:lineRule="auto"/>
-        <w:ind w:left="-567"/>
-        <w:rPr>
-          <w:sz w:val="28"/>
-          <w:szCs w:val="28"/>
-        </w:rPr>
-      </w:pPr>
-      <w:r>
-        <w:rPr>
-          <w:sz w:val="28"/>
-          <w:szCs w:val="28"/>
-        </w:rPr>
-        <w:t>│   █ ███ █ █ █ ███ █    │</w:t>
-      </w:r>
-    </w:p>
-    <w:p>
-      <w:pPr>
-        <w:pStyle w:val="a4"/>
-        <w:spacing w:line="360" w:lineRule="auto"/>
-        <w:ind w:left="-567"/>
-        <w:rPr>
-          <w:sz w:val="28"/>
-          <w:szCs w:val="28"/>
-        </w:rPr>
-      </w:pPr>
-      <w:r>
-        <w:rPr>
-          <w:sz w:val="28"/>
-          <w:szCs w:val="28"/>
-        </w:rPr>
-        <w:t>│   █ ▀▀▀ █ ███ ▀▀▀ █    │</w:t>
-      </w:r>
-    </w:p>
-    <w:p>
-      <w:pPr>
-        <w:pStyle w:val="a4"/>
-        <w:spacing w:line="360" w:lineRule="auto"/>
-        <w:ind w:left="-567"/>
-        <w:rPr>
-          <w:sz w:val="28"/>
-          <w:szCs w:val="28"/>
-        </w:rPr>
-      </w:pPr>
-      <w:r>
-        <w:rPr>
-          <w:sz w:val="28"/>
-          <w:szCs w:val="28"/>
-        </w:rPr>
-        <w:t>│   ▀▀▀▀▀▀▀ ▀ ▀▀▀▀▀▀▀    │</w:t>
-      </w:r>
-    </w:p>
-    <w:p>
-      <w:pPr>
-        <w:pStyle w:val="a4"/>
-        <w:spacing w:line="360" w:lineRule="auto"/>
-        <w:ind w:left="-567"/>
-        <w:rPr>
-          <w:sz w:val="28"/>
-          <w:szCs w:val="28"/>
-        </w:rPr>
-      </w:pPr>
-      <w:r>
-        <w:rPr>
-          <w:sz w:val="28"/>
-          <w:szCs w:val="28"/>
-        </w:rPr>
-        <w:t>│   █▀▀ █▀▀█▀▀ █▀█ █▀▀    │</w:t>
-      </w:r>
-    </w:p>
-    <w:p>
-      <w:pPr>
-        <w:pStyle w:val="a4"/>
-        <w:spacing w:line="360" w:lineRule="auto"/>
-        <w:ind w:left="-567"/>
-        <w:rPr>
-          <w:sz w:val="28"/>
-          <w:szCs w:val="28"/>
-        </w:rPr>
-      </w:pPr>
-      <w:r>
-        <w:rPr>
-          <w:sz w:val="28"/>
-          <w:szCs w:val="28"/>
-        </w:rPr>
-        <w:t>│   █▀▀ █ █ █▀▀ █▀█ █▀▀    │</w:t>
-      </w:r>
-    </w:p>
-    <w:p>
-      <w:pPr>
-        <w:pStyle w:val="a4"/>
-        <w:spacing w:line="360" w:lineRule="auto"/>
-        <w:ind w:left="-567"/>
-        <w:rPr>
-          <w:sz w:val="28"/>
-          <w:szCs w:val="28"/>
-        </w:rPr>
-      </w:pPr>
-      <w:r>
-        <w:rPr>
-          <w:sz w:val="28"/>
-          <w:szCs w:val="28"/>
-        </w:rPr>
-        <w:t>│   ▀▀▀ ▀ ▀ ▀▀▀ ▀ ▀ ▀▀▀    │</w:t>
-      </w:r>
-    </w:p>
-    <w:p>
-      <w:pPr>
-        <w:pStyle w:val="a4"/>
-        <w:spacing w:line="360" w:lineRule="auto"/>
-        <w:ind w:left="-567"/>
-        <w:rPr>
-          <w:sz w:val="28"/>
-          <w:szCs w:val="28"/>
-        </w:rPr>
-      </w:pPr>
-      <w:r>
-        <w:rPr>
-          <w:sz w:val="28"/>
-          <w:szCs w:val="28"/>
-        </w:rPr>
-        <w:t>│   █▀▀▀▀▀█ █ █▀▀▀▀▀█    │</w:t>
-      </w:r>
-    </w:p>
-    <w:p>
-      <w:pPr>
-        <w:pStyle w:val="a4"/>
-        <w:spacing w:line="360" w:lineRule="auto"/>
-        <w:ind w:left="-567"/>
-        <w:rPr>
-          <w:sz w:val="28"/>
-          <w:szCs w:val="28"/>
-        </w:rPr>
-      </w:pPr>
-      <w:r>
-        <w:rPr>
-          <w:sz w:val="28"/>
-          <w:szCs w:val="28"/>
-        </w:rPr>
-        <w:lastRenderedPageBreak/>
-        <w:t>│   █ ███ █ █ █ ███ █    │</w:t>
-      </w:r>
-    </w:p>
-    <w:p>
-      <w:pPr>
-        <w:pStyle w:val="a4"/>
-        <w:spacing w:line="360" w:lineRule="auto"/>
-        <w:ind w:left="-567"/>
-        <w:rPr>
-          <w:sz w:val="28"/>
-          <w:szCs w:val="28"/>
-        </w:rPr>
-      </w:pPr>
-      <w:r>
-        <w:rPr>
-          <w:sz w:val="28"/>
-          <w:szCs w:val="28"/>
-        </w:rPr>
-        <w:t>│   █ ▀▀▀ █ ███ ▀▀▀ █    │</w:t>
-      </w:r>
-    </w:p>
-    <w:p>
-      <w:pPr>
-        <w:pStyle w:val="a4"/>
-        <w:spacing w:line="360" w:lineRule="auto"/>
-        <w:ind w:left="-567"/>
-        <w:rPr>
-          <w:sz w:val="28"/>
-          <w:szCs w:val="28"/>
-        </w:rPr>
-      </w:pPr>
-      <w:r>
-        <w:rPr>
-          <w:sz w:val="28"/>
-          <w:szCs w:val="28"/>
-        </w:rPr>
-        <w:t>│   ▀▀▀▀▀▀▀ ▀ ▀▀▀▀▀▀▀    │</w:t>
-      </w:r>
-    </w:p>
-    <w:p>
-      <w:pPr>
-        <w:pStyle w:val="a4"/>
-        <w:spacing w:line="360" w:lineRule="auto"/>
-        <w:ind w:left="-567"/>
-        <w:rPr>
-          <w:sz w:val="28"/>
-          <w:szCs w:val="28"/>
-        </w:rPr>
-      </w:pPr>
-      <w:r>
-        <w:rPr>
-          <w:sz w:val="28"/>
-          <w:szCs w:val="28"/>
-        </w:rPr>
-        <w:t>│                         │</w:t>
-      </w:r>
-    </w:p>
-    <w:p>
-      <w:pPr>
-        <w:pStyle w:val="a4"/>
-        <w:spacing w:after="0" w:line="360" w:lineRule="auto"/>
-        <w:ind w:left="-567"/>
-        <w:rPr>
-          <w:sz w:val="28"/>
-          <w:szCs w:val="28"/>
-        </w:rPr>
-      </w:pPr>
-      <w:r>
-        <w:rPr>
-          <w:sz w:val="28"/>
-          <w:szCs w:val="28"/>
-        </w:rPr>
-        <w:t>└─────────────────────────┘</w:t>
-      </w:r>
-    </w:p>
-    <w:p>
-      <w:pPr>
-        <w:pStyle w:val="a4"/>
         <w:spacing w:before="0" w:after="0" w:line="360" w:lineRule="auto"/>
         <w:ind w:left="-567"/>
         <w:rPr>
-          <w:sz w:val="28"/>
-          <w:szCs w:val="28"/>
-        </w:rPr>
-      </w:pPr>
-      <w:r>
-        <w:rPr>
           <w:b/>
           <w:bCs/>
           <w:sz w:val="28"/>
           <w:szCs w:val="28"/>
         </w:rPr>
-        <w:t xml:space="preserve">Рисунок 4 – QR-код репозитория </w:t>
-      </w:r>
-      <w:proofErr w:type="spellStart"/>
+      </w:pPr>
       <w:r>
         <w:rPr>
           <w:b/>
@@ -16117,9 +13020,76 @@
           <w:sz w:val="28"/>
           <w:szCs w:val="28"/>
         </w:rPr>
-        <w:t>GitHub</w:t>
-      </w:r>
-      <w:proofErr w:type="spellEnd"/>
+        <w:t>Рисунок 4 – QR-код репозитория GitHub</w:t>
+      </w:r>
+    </w:p>
+    <w:p>
+      <w:pPr>
+        <w:pStyle w:val="a4"/>
+        <w:spacing w:before="0" w:after="0" w:line="360" w:lineRule="auto"/>
+        <w:ind w:left="-567"/>
+        <w:rPr>
+          <w:sz w:val="28"/>
+          <w:szCs w:val="28"/>
+        </w:rPr>
+      </w:pPr>
+      <w:r>
+        <w:rPr>
+          <w:b/>
+          <w:bCs/>
+          <w:noProof/>
+          <w:sz w:val="28"/>
+          <w:szCs w:val="28"/>
+        </w:rPr>
+        <w:drawing>
+          <wp:inline distT="0" distB="0" distL="0" distR="0" wp14:anchorId="3D444B23" wp14:editId="359ACE6D">
+            <wp:extent cx="4314825" cy="4314825"/>
+            <wp:effectExtent l="0" t="0" r="9525" b="9525"/>
+            <wp:docPr id="3" name="Рисунок 3"/>
+            <wp:cNvGraphicFramePr>
+              <a:graphicFrameLocks xmlns:a="http://schemas.openxmlformats.org/drawingml/2006/main" noChangeAspect="1"/>
+            </wp:cNvGraphicFramePr>
+            <a:graphic xmlns:a="http://schemas.openxmlformats.org/drawingml/2006/main">
+              <a:graphicData uri="http://schemas.openxmlformats.org/drawingml/2006/picture">
+                <pic:pic xmlns:pic="http://schemas.openxmlformats.org/drawingml/2006/picture">
+                  <pic:nvPicPr>
+                    <pic:cNvPr id="0" name="Picture 1"/>
+                    <pic:cNvPicPr>
+                      <a:picLocks noChangeAspect="1" noChangeArrowheads="1"/>
+                    </pic:cNvPicPr>
+                  </pic:nvPicPr>
+                  <pic:blipFill>
+                    <a:blip r:embed="rId13" cstate="print">
+                      <a:extLst>
+                        <a:ext uri="{28A0092B-C50C-407E-A947-70E740481C1C}">
+                          <a14:useLocalDpi xmlns:a14="http://schemas.microsoft.com/office/drawing/2010/main" val="0"/>
+                        </a:ext>
+                      </a:extLst>
+                    </a:blip>
+                    <a:srcRect/>
+                    <a:stretch>
+                      <a:fillRect/>
+                    </a:stretch>
+                  </pic:blipFill>
+                  <pic:spPr bwMode="auto">
+                    <a:xfrm>
+                      <a:off x="0" y="0"/>
+                      <a:ext cx="4314825" cy="4314825"/>
+                    </a:xfrm>
+                    <a:prstGeom prst="rect">
+                      <a:avLst/>
+                    </a:prstGeom>
+                    <a:noFill/>
+                    <a:ln>
+                      <a:noFill/>
+                    </a:ln>
+                  </pic:spPr>
+                </pic:pic>
+              </a:graphicData>
+            </a:graphic>
+          </wp:inline>
+        </w:drawing>
+      </w:r>
     </w:p>
     <w:p>
       <w:pPr>
@@ -16133,6 +13103,7 @@
         <w:rPr>
           <w:rFonts w:ascii="Times New Roman" w:hAnsi="Times New Roman" w:cs="Times New Roman"/>
         </w:rPr>
+        <w:lastRenderedPageBreak/>
         <w:t>4.14. Разработка руководства оператора</w:t>
       </w:r>
       <w:bookmarkEnd w:id="17"/>
@@ -16446,15 +13417,7 @@
           </w:tcPr>
           <w:p>
             <w:r>
-              <w:t>Построены UML-диаграммы (</w:t>
-            </w:r>
-            <w:proofErr w:type="spellStart"/>
-            <w:r>
-              <w:t>Use</w:t>
-            </w:r>
-            <w:proofErr w:type="spellEnd"/>
-            <w:r>
-              <w:t xml:space="preserve"> Case) и ER-модель</w:t>
+              <w:t>Построены UML-диаграммы (Use Case) и ER-модель</w:t>
             </w:r>
           </w:p>
         </w:tc>
@@ -16558,7 +13521,7 @@
             <w:vAlign w:val="center"/>
           </w:tcPr>
           <w:p>
-            <w:hyperlink r:id="rId13" w:tgtFrame="_blank" w:history="1">
+            <w:hyperlink r:id="rId14" w:tgtFrame="_blank" w:history="1">
               <w:r>
                 <w:rPr>
                   <w:rStyle w:val="a3"/>
@@ -16648,21 +13611,8 @@
           </w:tcPr>
           <w:p>
             <w:r>
-              <w:t xml:space="preserve">HTTP-запросы, </w:t>
-            </w:r>
-            <w:proofErr w:type="spellStart"/>
-            <w:r>
-              <w:t>Bearer</w:t>
-            </w:r>
-            <w:proofErr w:type="spellEnd"/>
-            <w:r>
-              <w:t xml:space="preserve"> </w:t>
-            </w:r>
-            <w:proofErr w:type="spellStart"/>
-            <w:r>
-              <w:t>Token</w:t>
-            </w:r>
-            <w:proofErr w:type="spellEnd"/>
+              <w:t>HTTP-запросы, Bearer Token</w:t>
+            </w:r>
           </w:p>
         </w:tc>
       </w:tr>
@@ -16835,19 +13785,9 @@
             <w:vAlign w:val="center"/>
           </w:tcPr>
           <w:p>
-            <w:proofErr w:type="spellStart"/>
-            <w:r>
-              <w:t>Git</w:t>
-            </w:r>
-            <w:proofErr w:type="spellEnd"/>
-            <w:r>
-              <w:t xml:space="preserve">-репозиторий на </w:t>
-            </w:r>
-            <w:proofErr w:type="spellStart"/>
-            <w:r>
-              <w:t>GitHub</w:t>
-            </w:r>
-            <w:proofErr w:type="spellEnd"/>
+            <w:r>
+              <w:t>Git-репозиторий на GitHub</w:t>
+            </w:r>
           </w:p>
         </w:tc>
       </w:tr>
@@ -16937,7 +13877,7 @@
         </w:rPr>
         <w:t> </w:t>
       </w:r>
-      <w:hyperlink r:id="rId14" w:tgtFrame="_blank" w:history="1">
+      <w:hyperlink r:id="rId15" w:tgtFrame="_blank" w:history="1">
         <w:r>
           <w:rPr>
             <w:rStyle w:val="a3"/>
@@ -16996,23 +13936,7 @@
           <w:sz w:val="28"/>
           <w:szCs w:val="28"/>
         </w:rPr>
-        <w:t xml:space="preserve">Работа с </w:t>
-      </w:r>
-      <w:proofErr w:type="spellStart"/>
-      <w:r>
-        <w:rPr>
-          <w:sz w:val="28"/>
-          <w:szCs w:val="28"/>
-        </w:rPr>
-        <w:t>Entity</w:t>
-      </w:r>
-      <w:proofErr w:type="spellEnd"/>
-      <w:r>
-        <w:rPr>
-          <w:sz w:val="28"/>
-          <w:szCs w:val="28"/>
-        </w:rPr>
-        <w:t xml:space="preserve"> Framework Core</w:t>
+        <w:t>Работа с Entity Framework Core</w:t>
       </w:r>
     </w:p>
     <w:p>
@@ -17097,17 +14021,8 @@
           <w:sz w:val="28"/>
           <w:szCs w:val="28"/>
         </w:rPr>
-        <w:t xml:space="preserve">Работа с системой контроля версий </w:t>
-      </w:r>
-      <w:proofErr w:type="spellStart"/>
-      <w:r>
-        <w:rPr>
-          <w:sz w:val="28"/>
-          <w:szCs w:val="28"/>
-        </w:rPr>
-        <w:t>Git</w:t>
-      </w:r>
-      <w:proofErr w:type="spellEnd"/>
+        <w:t>Работа с системой контроля версий Git</w:t>
+      </w:r>
     </w:p>
     <w:p>
       <w:pPr>
@@ -17144,23 +14059,7 @@
           <w:sz w:val="28"/>
           <w:szCs w:val="28"/>
         </w:rPr>
-        <w:t xml:space="preserve">Выражаю благодарность руководителю практики от колледжа Седову А.С. и руководителю практики от организации </w:t>
-      </w:r>
-      <w:proofErr w:type="spellStart"/>
-      <w:r>
-        <w:rPr>
-          <w:sz w:val="28"/>
-          <w:szCs w:val="28"/>
-        </w:rPr>
-        <w:t>Шешиной</w:t>
-      </w:r>
-      <w:proofErr w:type="spellEnd"/>
-      <w:r>
-        <w:rPr>
-          <w:sz w:val="28"/>
-          <w:szCs w:val="28"/>
-        </w:rPr>
-        <w:t xml:space="preserve"> Ю.О. за помощь и поддержку.</w:t>
+        <w:t>Выражаю благодарность руководителю практики от колледжа Седову А.С. и руководителю практики от организации Шешиной Ю.О. за помощь и поддержку.</w:t>
       </w:r>
     </w:p>
     <w:p>
@@ -18795,6 +15694,7 @@
   <w:style w:type="character" w:default="1" w:styleId="a0">
     <w:name w:val="Default Paragraph Font"/>
     <w:uiPriority w:val="1"/>
+    <w:semiHidden/>
     <w:unhideWhenUsed/>
   </w:style>
   <w:style w:type="table" w:default="1" w:styleId="a1">
